--- a/docs/Cuptick User Guide - TH v1.0.docx
+++ b/docs/Cuptick User Guide - TH v1.0.docx
@@ -65,7 +65,7 @@
           <w:sz w:val="28"/>
           <w:rFonts w:ascii="IBM Plex Sans Thai" w:hAnsi="IBM Plex Sans Thai" w:cs="IBM Plex Sans Thai"/>
           <w:szCs w:val="28"/>
-          <w:bCs w:val="1"/>
+          <w:bCs w:val="0"/>
         </w:rPr>
         <w:t>version 1.0</w:t>
       </w:r>
@@ -81,12 +81,12 @@
       <w:tr>
         <w:tc>
           <w:tcPr>
-            <w:tcW w:type="dxa" w:w="9360"/>
+            <w:tcW w:type="dxa" w:w="792"/>
             <w:shd w:val="clear" w:fill="0AC4C4"/>
           </w:tcPr>
           <w:p>
             <w:pPr>
-              <w:spacing w:before="40" w:after="40"/>
+              <w:spacing w:before="0" w:after="0" w:line="80" w:lineRule="exact"/>
             </w:pPr>
             <w:r/>
             <w:r>
@@ -96,28 +96,13 @@
                 <w:sz w:val="4"/>
                 <w:rFonts w:ascii="IBM Plex Sans Thai" w:hAnsi="IBM Plex Sans Thai" w:cs="IBM Plex Sans Thai"/>
                 <w:szCs w:val="4"/>
-                <w:bCs w:val="1"/>
+                <w:bCs w:val="0"/>
               </w:rPr>
             </w:r>
           </w:p>
         </w:tc>
       </w:tr>
     </w:tbl>
-    <w:p>
-      <w:pPr>
-        <w:spacing w:before="0" w:after="180" w:line="324" w:lineRule="auto"/>
-      </w:pPr>
-    </w:p>
-    <w:p>
-      <w:pPr>
-        <w:spacing w:before="0" w:after="180" w:line="324" w:lineRule="auto"/>
-      </w:pPr>
-    </w:p>
-    <w:p>
-      <w:pPr>
-        <w:spacing w:before="0" w:after="180" w:line="324" w:lineRule="auto"/>
-      </w:pPr>
-    </w:p>
     <w:p>
       <w:pPr>
         <w:spacing w:before="0" w:after="180" w:line="324" w:lineRule="auto"/>
@@ -144,7 +129,7 @@
           <w:sz w:val="28"/>
           <w:rFonts w:ascii="IBM Plex Sans Thai" w:hAnsi="IBM Plex Sans Thai" w:cs="IBM Plex Sans Thai"/>
           <w:szCs w:val="28"/>
-          <w:bCs w:val="1"/>
+          <w:bCs w:val="0"/>
         </w:rPr>
         <w:t>Cuptick — โปรแกรมช่วยตรวจนับชิ้นงานด้วยกล้อง</w:t>
       </w:r>
@@ -171,7 +156,7 @@
           <w:sz w:val="22"/>
           <w:rFonts w:ascii="IBM Plex Sans Thai" w:hAnsi="IBM Plex Sans Thai" w:cs="IBM Plex Sans Thai"/>
           <w:szCs w:val="22"/>
-          <w:bCs w:val="1"/>
+          <w:bCs w:val="0"/>
         </w:rPr>
         <w:t>ผู้ใช้งานโปรแกรม Cuptick</w:t>
       </w:r>
@@ -198,7 +183,7 @@
           <w:sz w:val="22"/>
           <w:rFonts w:ascii="IBM Plex Sans Thai" w:hAnsi="IBM Plex Sans Thai" w:cs="IBM Plex Sans Thai"/>
           <w:szCs w:val="22"/>
-          <w:bCs w:val="1"/>
+          <w:bCs w:val="0"/>
         </w:rPr>
         <w:t>บริษัท คอนเน็คเต็ด เทค จำกัด</w:t>
       </w:r>
@@ -210,6 +195,7 @@
     </w:p>
     <w:p>
       <w:pPr>
+        <w:keepNext/>
         <w:spacing w:before="320" w:after="120" w:line="324" w:lineRule="auto"/>
       </w:pPr>
       <w:r>
@@ -235,9 +221,9 @@
           <w:sz w:val="22"/>
           <w:rFonts w:ascii="IBM Plex Sans Thai" w:hAnsi="IBM Plex Sans Thai" w:cs="IBM Plex Sans Thai"/>
           <w:szCs w:val="22"/>
-          <w:bCs w:val="1"/>
+          <w:bCs w:val="0"/>
         </w:rPr>
-        <w:t>Cuptick ช่วยตอบคำถามหลักของสายการผลิต/การตรวจสอบว่า “ผู้ปฏิบัติงานหยิบชิ้นงาน (แก้ว) ไหนออกมาตรวจแล้วบ้าง” โปรแกรมมีสองโหมด สลับกันได้ที่แท็บด้านบนของจอ:</w:t>
+        <w:t>Cuptick ใช้กล้องดูว่า “แก้วใบไหนถูกหยิบมาตรวจแล้ว” มี 2 โหมด สลับที่แท็บด้านบน:</w:t>
       </w:r>
     </w:p>
     <w:p>
@@ -253,7 +239,7 @@
           <w:szCs w:val="22"/>
           <w:bCs w:val="1"/>
         </w:rPr>
-        <w:t xml:space="preserve">ขั้นตอนที่ 1 — </w:t>
+        <w:t>• เช็กลิสต์ตรวจ</w:t>
       </w:r>
       <w:r>
         <w:rPr>
@@ -262,20 +248,9 @@
           <w:sz w:val="22"/>
           <w:rFonts w:ascii="IBM Plex Sans Thai" w:hAnsi="IBM Plex Sans Thai" w:cs="IBM Plex Sans Thai"/>
           <w:szCs w:val="22"/>
-          <w:bCs w:val="1"/>
+          <w:bCs w:val="0"/>
         </w:rPr>
-        <w:t xml:space="preserve">เช็กลิสต์ตรวจ </w:t>
-      </w:r>
-      <w:r>
-        <w:rPr>
-          <w:b w:val="0"/>
-          <w:color w:val="374151"/>
-          <w:sz w:val="22"/>
-          <w:rFonts w:ascii="IBM Plex Sans Thai" w:hAnsi="IBM Plex Sans Thai" w:cs="IBM Plex Sans Thai"/>
-          <w:szCs w:val="22"/>
-          <w:bCs w:val="1"/>
-        </w:rPr>
-        <w:t>ติดตามว่าชิ้นงานไหนถูกหยิบขึ้นมาตรวจแล้ว ถือครบเวลาที่กำหนดจะถูกติ๊กว่า “ตรวจแล้ว” (เขียว)</w:t>
+        <w:t xml:space="preserve">  ถือแก้วครบเวลา = ติ๊ก “ตรวจแล้ว” (เขียว)</w:t>
       </w:r>
     </w:p>
     <w:p>
@@ -291,7 +266,7 @@
           <w:szCs w:val="22"/>
           <w:bCs w:val="1"/>
         </w:rPr>
-        <w:t xml:space="preserve">ขั้นตอนที่ 2 — </w:t>
+        <w:t>• ย้ายแก้ว A → B</w:t>
       </w:r>
       <w:r>
         <w:rPr>
@@ -300,20 +275,9 @@
           <w:sz w:val="22"/>
           <w:rFonts w:ascii="IBM Plex Sans Thai" w:hAnsi="IBM Plex Sans Thai" w:cs="IBM Plex Sans Thai"/>
           <w:szCs w:val="22"/>
-          <w:bCs w:val="1"/>
+          <w:bCs w:val="0"/>
         </w:rPr>
-        <w:t xml:space="preserve">ย้ายแก้ว A → B </w:t>
-      </w:r>
-      <w:r>
-        <w:rPr>
-          <w:b w:val="0"/>
-          <w:color w:val="374151"/>
-          <w:sz w:val="22"/>
-          <w:rFonts w:ascii="IBM Plex Sans Thai" w:hAnsi="IBM Plex Sans Thai" w:cs="IBM Plex Sans Thai"/>
-          <w:szCs w:val="22"/>
-          <w:bCs w:val="1"/>
-        </w:rPr>
-        <w:t>วาดกรอบจุด A และ B บนภาพกล้อง แล้วติดตามว่าแก้วใบไหนย้ายจาก A ไปถึง B แล้ว</w:t>
+        <w:t xml:space="preserve">  วาดกรอบ A กับ B แล้วดูว่าแก้วย้ายไปถึง B ครบหรือยัง</w:t>
       </w:r>
     </w:p>
     <w:p>
@@ -368,13 +332,14 @@
           <w:sz w:val="18"/>
           <w:rFonts w:ascii="IBM Plex Sans Thai" w:hAnsi="IBM Plex Sans Thai" w:cs="IBM Plex Sans Thai"/>
           <w:szCs w:val="18"/>
-          <w:bCs w:val="1"/>
+          <w:bCs w:val="0"/>
         </w:rPr>
-        <w:t>ภาพที่ 1  หน้าจอหลักของโปรแกรม โหมดเช็กลิสต์ตรวจ (ภาพหน้าจอจริง ข้อมูลตัวอย่าง)</w:t>
+        <w:t>ภาพที่ 1  หน้าจอหลัก (จอกล้องเป็นสีดำเพราะไม่ได้ต่อกล้อง) เลขสีชมพูตรงกับตารางหัวข้อ 3</w:t>
       </w:r>
     </w:p>
     <w:p>
       <w:pPr>
+        <w:keepNext/>
         <w:spacing w:before="320" w:after="120" w:line="324" w:lineRule="auto"/>
       </w:pPr>
       <w:r>
@@ -402,7 +367,7 @@
           <w:szCs w:val="22"/>
           <w:bCs w:val="1"/>
         </w:rPr>
-        <w:t xml:space="preserve">ขั้นตอนที่ 1 — </w:t>
+        <w:t>ขั้นตอนที่ 1 — เปิด Cuptick</w:t>
       </w:r>
       <w:r>
         <w:rPr>
@@ -411,9 +376,9 @@
           <w:sz w:val="22"/>
           <w:rFonts w:ascii="IBM Plex Sans Thai" w:hAnsi="IBM Plex Sans Thai" w:cs="IBM Plex Sans Thai"/>
           <w:szCs w:val="22"/>
-          <w:bCs w:val="1"/>
+          <w:bCs w:val="0"/>
         </w:rPr>
-        <w:t>เปิด Cuptick — หน้าจอเริ่มต้นจะแสดงแถบวิ่งและตัวเลขวินาที (ภาพที่ 2) โปรแกรมกำลังโหลดโมเดลและเปิดกล้อง ใช้เวลาครั้งแรกราวครึ่งนาที</w:t>
+        <w:t xml:space="preserve">  รอโหลดครู่เดียว ครั้งแรกราว 30 วินาที (ภาพที่ 2)</w:t>
       </w:r>
     </w:p>
     <w:p>
@@ -429,7 +394,7 @@
           <w:szCs w:val="22"/>
           <w:bCs w:val="1"/>
         </w:rPr>
-        <w:t xml:space="preserve">ขั้นตอนที่ 2 — </w:t>
+        <w:t>ขั้นตอนที่ 2 — รอจุด Live</w:t>
       </w:r>
       <w:r>
         <w:rPr>
@@ -438,9 +403,9 @@
           <w:sz w:val="22"/>
           <w:rFonts w:ascii="IBM Plex Sans Thai" w:hAnsi="IBM Plex Sans Thai" w:cs="IBM Plex Sans Thai"/>
           <w:szCs w:val="22"/>
-          <w:bCs w:val="1"/>
+          <w:bCs w:val="0"/>
         </w:rPr>
-        <w:t>เมื่อพร้อม ภาพจากกล้องจะขึ้นกลางจอ จุดเขียว “Live” ที่มุมซ้ายบนของภาพกระพริบ = ภาพสด</w:t>
+        <w:t xml:space="preserve">  จุดเขียวมุมซ้ายบนของภาพ = กล้องพร้อม</w:t>
       </w:r>
     </w:p>
     <w:p>
@@ -456,7 +421,7 @@
           <w:szCs w:val="22"/>
           <w:bCs w:val="1"/>
         </w:rPr>
-        <w:t xml:space="preserve">ขั้นตอนที่ 3 — </w:t>
+        <w:t>ขั้นตอนที่ 3 — วางแก้วในภาพ</w:t>
       </w:r>
       <w:r>
         <w:rPr>
@@ -465,9 +430,9 @@
           <w:sz w:val="22"/>
           <w:rFonts w:ascii="IBM Plex Sans Thai" w:hAnsi="IBM Plex Sans Thai" w:cs="IBM Plex Sans Thai"/>
           <w:szCs w:val="22"/>
-          <w:bCs w:val="1"/>
+          <w:bCs w:val="0"/>
         </w:rPr>
-        <w:t>วางแก้วในมุมกล้อง โปรแกรมจะวาดกรอบและเลขกำกับให้แก้วแต่ละใบอัตโนมัติ (#01, #02, …)</w:t>
+        <w:t xml:space="preserve">  โปรแกรมใส่กรอบและเลข (#01, #02 …) ให้เอง</w:t>
       </w:r>
     </w:p>
     <w:p>
@@ -522,13 +487,14 @@
           <w:sz w:val="18"/>
           <w:rFonts w:ascii="IBM Plex Sans Thai" w:hAnsi="IBM Plex Sans Thai" w:cs="IBM Plex Sans Thai"/>
           <w:szCs w:val="18"/>
-          <w:bCs w:val="1"/>
+          <w:bCs w:val="0"/>
         </w:rPr>
-        <w:t>ภาพที่ 2  หน้าจอเริ่มต้น — โปรแกรมกำลังโหลด ไม่ใช่ค้าง</w:t>
+        <w:t>ภาพที่ 2  หน้าจอเริ่มต้น — กำลังโหลด ไม่ใช่ค้าง</w:t>
       </w:r>
     </w:p>
     <w:p>
       <w:pPr>
+        <w:keepNext/>
         <w:spacing w:before="320" w:after="120" w:line="324" w:lineRule="auto"/>
       </w:pPr>
       <w:r>
@@ -541,6 +507,22 @@
           <w:bCs w:val="1"/>
         </w:rPr>
         <w:t>3. ส่วนต่าง ๆ ของหน้าจอ</w:t>
+      </w:r>
+    </w:p>
+    <w:p>
+      <w:pPr>
+        <w:spacing w:before="0" w:after="120" w:line="324" w:lineRule="auto"/>
+      </w:pPr>
+      <w:r>
+        <w:rPr>
+          <w:b w:val="0"/>
+          <w:color w:val="374151"/>
+          <w:sz w:val="22"/>
+          <w:rFonts w:ascii="IBM Plex Sans Thai" w:hAnsi="IBM Plex Sans Thai" w:cs="IBM Plex Sans Thai"/>
+          <w:szCs w:val="22"/>
+          <w:bCs w:val="0"/>
+        </w:rPr>
+        <w:t>เลขสีชมพูตรงกับภาพที่ 1 · ไม่ต้องตั้งค่าอะไรก่อนเริ่ม</w:t>
       </w:r>
     </w:p>
     <w:tbl>
@@ -571,15 +553,9 @@
             <w:pPr>
               <w:spacing w:before="40" w:after="40"/>
             </w:pPr>
-            <w:r/>
             <w:r>
               <w:rPr>
-                <w:b w:val="1"/>
-                <w:color w:val="374151"/>
-                <w:sz w:val="20"/>
-                <w:rFonts w:ascii="IBM Plex Sans Thai" w:hAnsi="IBM Plex Sans Thai" w:cs="IBM Plex Sans Thai"/>
-                <w:szCs w:val="20"/>
-                <w:bCs w:val="1"/>
+                <w:b/>
               </w:rPr>
               <w:t>ส่วน</w:t>
             </w:r>
@@ -594,17 +570,11 @@
             <w:pPr>
               <w:spacing w:before="40" w:after="40"/>
             </w:pPr>
-            <w:r/>
             <w:r>
               <w:rPr>
-                <w:b w:val="1"/>
-                <w:color w:val="374151"/>
-                <w:sz w:val="20"/>
-                <w:rFonts w:ascii="IBM Plex Sans Thai" w:hAnsi="IBM Plex Sans Thai" w:cs="IBM Plex Sans Thai"/>
-                <w:szCs w:val="20"/>
-                <w:bCs w:val="1"/>
+                <w:b/>
               </w:rPr>
-              <w:t>คืออะไร</w:t>
+              <w:t>ทำอะไร</w:t>
             </w:r>
           </w:p>
         </w:tc>
@@ -618,17 +588,8 @@
             <w:pPr>
               <w:spacing w:before="40" w:after="40"/>
             </w:pPr>
-            <w:r/>
             <w:r>
-              <w:rPr>
-                <w:b w:val="0"/>
-                <w:color w:val="374151"/>
-                <w:sz w:val="20"/>
-                <w:rFonts w:ascii="IBM Plex Sans Thai" w:hAnsi="IBM Plex Sans Thai" w:cs="IBM Plex Sans Thai"/>
-                <w:szCs w:val="20"/>
-                <w:bCs w:val="1"/>
-              </w:rPr>
-              <w:t>แถบบนสุด</w:t>
+              <w:t>1  แท็บโหมด</w:t>
             </w:r>
           </w:p>
         </w:tc>
@@ -640,17 +601,8 @@
             <w:pPr>
               <w:spacing w:before="40" w:after="40"/>
             </w:pPr>
-            <w:r/>
             <w:r>
-              <w:rPr>
-                <w:b w:val="0"/>
-                <w:color w:val="374151"/>
-                <w:sz w:val="20"/>
-                <w:rFonts w:ascii="IBM Plex Sans Thai" w:hAnsi="IBM Plex Sans Thai" w:cs="IBM Plex Sans Thai"/>
-                <w:szCs w:val="20"/>
-                <w:bCs w:val="1"/>
-              </w:rPr>
-              <w:t>โลโก้ + แท็บสลับโหมด (เช็กลิสต์ตรวจ / ย้ายแก้ว A → B) + เวลาปัจจุบันและความยาวของรอบ</w:t>
+              <w:t>สลับโหมด (คีย์ Z) · ขีดใต้แท็บ = โหมดที่ใช้อยู่</w:t>
             </w:r>
           </w:p>
         </w:tc>
@@ -664,17 +616,8 @@
             <w:pPr>
               <w:spacing w:before="40" w:after="40"/>
             </w:pPr>
-            <w:r/>
             <w:r>
-              <w:rPr>
-                <w:b w:val="0"/>
-                <w:color w:val="374151"/>
-                <w:sz w:val="20"/>
-                <w:rFonts w:ascii="IBM Plex Sans Thai" w:hAnsi="IBM Plex Sans Thai" w:cs="IBM Plex Sans Thai"/>
-                <w:szCs w:val="20"/>
-                <w:bCs w:val="1"/>
-              </w:rPr>
-              <w:t>ภาพกล้อง (กลางจอ)</w:t>
+              <w:t>2  เวลา</w:t>
             </w:r>
           </w:p>
         </w:tc>
@@ -686,17 +629,8 @@
             <w:pPr>
               <w:spacing w:before="40" w:after="40"/>
             </w:pPr>
-            <w:r/>
             <w:r>
-              <w:rPr>
-                <w:b w:val="0"/>
-                <w:color w:val="374151"/>
-                <w:sz w:val="20"/>
-                <w:rFonts w:ascii="IBM Plex Sans Thai" w:hAnsi="IBM Plex Sans Thai" w:cs="IBM Plex Sans Thai"/>
-                <w:szCs w:val="20"/>
-                <w:bCs w:val="1"/>
-              </w:rPr>
-              <w:t>ภาพสด พร้อมกรอบแก้ว เลขกำกับ และป้ายค่าความมั่นใจ · มุมล่างมีชิปบอก FPS, อุปกรณ์ และจำนวนมือที่เห็น</w:t>
+              <w:t>เวลาปัจจุบัน + เวลาของรอบนี้</w:t>
             </w:r>
           </w:p>
         </w:tc>
@@ -710,17 +644,8 @@
             <w:pPr>
               <w:spacing w:before="40" w:after="40"/>
             </w:pPr>
-            <w:r/>
             <w:r>
-              <w:rPr>
-                <w:b w:val="0"/>
-                <w:color w:val="374151"/>
-                <w:sz w:val="20"/>
-                <w:rFonts w:ascii="IBM Plex Sans Thai" w:hAnsi="IBM Plex Sans Thai" w:cs="IBM Plex Sans Thai"/>
-                <w:szCs w:val="20"/>
-                <w:bCs w:val="1"/>
-              </w:rPr>
-              <w:t>แผงข้าง (ขวา)</w:t>
+              <w:t>3  ป้าย Live</w:t>
             </w:r>
           </w:p>
         </w:tc>
@@ -732,17 +657,8 @@
             <w:pPr>
               <w:spacing w:before="40" w:after="40"/>
             </w:pPr>
-            <w:r/>
             <w:r>
-              <w:rPr>
-                <w:b w:val="0"/>
-                <w:color w:val="374151"/>
-                <w:sz w:val="20"/>
-                <w:rFonts w:ascii="IBM Plex Sans Thai" w:hAnsi="IBM Plex Sans Thai" w:cs="IBM Plex Sans Thai"/>
-                <w:szCs w:val="20"/>
-                <w:bCs w:val="1"/>
-              </w:rPr>
-              <w:t>ตัวเลขใหญ่บอกความคืบหน้า, มิเตอร์รายชิ้น, รายการชิ้นงาน, บันทึกเหตุการณ์ และปุ่มควบคุมทั้งหมด</w:t>
+              <w:t>จุดเขียวกระพริบ = ภาพสด</w:t>
             </w:r>
           </w:p>
         </w:tc>
@@ -756,17 +672,8 @@
             <w:pPr>
               <w:spacing w:before="40" w:after="40"/>
             </w:pPr>
-            <w:r/>
             <w:r>
-              <w:rPr>
-                <w:b w:val="0"/>
-                <w:color w:val="374151"/>
-                <w:sz w:val="20"/>
-                <w:rFonts w:ascii="IBM Plex Sans Thai" w:hAnsi="IBM Plex Sans Thai" w:cs="IBM Plex Sans Thai"/>
-                <w:szCs w:val="20"/>
-                <w:bCs w:val="1"/>
-              </w:rPr>
-              <w:t>แถบล่างสุด</w:t>
+              <w:t>4  ชิปล่างซ้าย</w:t>
             </w:r>
           </w:p>
         </w:tc>
@@ -778,17 +685,232 @@
             <w:pPr>
               <w:spacing w:before="40" w:after="40"/>
             </w:pPr>
-            <w:r/>
             <w:r>
-              <w:rPr>
-                <w:b w:val="0"/>
-                <w:color w:val="374151"/>
-                <w:sz w:val="20"/>
-                <w:rFonts w:ascii="IBM Plex Sans Thai" w:hAnsi="IBM Plex Sans Thai" w:cs="IBM Plex Sans Thai"/>
-                <w:szCs w:val="20"/>
-                <w:bCs w:val="1"/>
-              </w:rPr>
-              <w:t>ข้อความบอกว่าขณะนี้โปรแกรมกำลังทำอะไร + เหตุการณ์ล่าสุด</w:t>
+              <w:t>FPS (ยิ่งสูงยิ่งลื่น) · CUDA / MPS / CPU · จำนวนมือที่เห็น</w:t>
+            </w:r>
+          </w:p>
+        </w:tc>
+      </w:tr>
+      <w:tr>
+        <w:tc>
+          <w:tcPr>
+            <w:tcW w:type="dxa" w:w="2592"/>
+          </w:tcPr>
+          <w:p>
+            <w:pPr>
+              <w:spacing w:before="40" w:after="40"/>
+            </w:pPr>
+            <w:r>
+              <w:t>5  ตัวเลขใหญ่</w:t>
+            </w:r>
+          </w:p>
+        </w:tc>
+        <w:tc>
+          <w:tcPr>
+            <w:tcW w:type="dxa" w:w="6768"/>
+          </w:tcPr>
+          <w:p>
+            <w:pPr>
+              <w:spacing w:before="40" w:after="40"/>
+            </w:pPr>
+            <w:r>
+              <w:t>ตรวจแล้ว / ทั้งหมด · เป็นสีเขียวเมื่อครบ</w:t>
+            </w:r>
+          </w:p>
+        </w:tc>
+      </w:tr>
+      <w:tr>
+        <w:tc>
+          <w:tcPr>
+            <w:tcW w:type="dxa" w:w="2592"/>
+          </w:tcPr>
+          <w:p>
+            <w:pPr>
+              <w:spacing w:before="40" w:after="40"/>
+            </w:pPr>
+            <w:r>
+              <w:t>6  มิเตอร์</w:t>
+            </w:r>
+          </w:p>
+        </w:tc>
+        <w:tc>
+          <w:tcPr>
+            <w:tcW w:type="dxa" w:w="6768"/>
+          </w:tcPr>
+          <w:p>
+            <w:pPr>
+              <w:spacing w:before="40" w:after="40"/>
+            </w:pPr>
+            <w:r>
+              <w:t>1 ช่อง = 1 ชิ้น: เขียว ตรวจแล้ว · อำพัน กำลังถือ · เทา ยังไม่ตรวจ</w:t>
+            </w:r>
+          </w:p>
+        </w:tc>
+      </w:tr>
+      <w:tr>
+        <w:tc>
+          <w:tcPr>
+            <w:tcW w:type="dxa" w:w="2592"/>
+          </w:tcPr>
+          <w:p>
+            <w:pPr>
+              <w:spacing w:before="40" w:after="40"/>
+            </w:pPr>
+            <w:r>
+              <w:t>7  รายการชิ้นงาน</w:t>
+            </w:r>
+          </w:p>
+        </w:tc>
+        <w:tc>
+          <w:tcPr>
+            <w:tcW w:type="dxa" w:w="6768"/>
+          </w:tcPr>
+          <w:p>
+            <w:pPr>
+              <w:spacing w:before="40" w:after="40"/>
+            </w:pPr>
+            <w:r>
+              <w:t>1 แถว = แก้ว 1 ใบ (เลข · สถานะ · วินาทีที่ถือ)</w:t>
+            </w:r>
+          </w:p>
+        </w:tc>
+      </w:tr>
+      <w:tr>
+        <w:tc>
+          <w:tcPr>
+            <w:tcW w:type="dxa" w:w="2592"/>
+          </w:tcPr>
+          <w:p>
+            <w:pPr>
+              <w:spacing w:before="40" w:after="40"/>
+            </w:pPr>
+            <w:r>
+              <w:t>8  บันทึกเหตุการณ์</w:t>
+            </w:r>
+          </w:p>
+        </w:tc>
+        <w:tc>
+          <w:tcPr>
+            <w:tcW w:type="dxa" w:w="6768"/>
+          </w:tcPr>
+          <w:p>
+            <w:pPr>
+              <w:spacing w:before="40" w:after="40"/>
+            </w:pPr>
+            <w:r>
+              <w:t>เหตุการณ์ล่าสุดพร้อมเวลา</w:t>
+            </w:r>
+          </w:p>
+        </w:tc>
+      </w:tr>
+      <w:tr>
+        <w:tc>
+          <w:tcPr>
+            <w:tcW w:type="dxa" w:w="2592"/>
+          </w:tcPr>
+          <w:p>
+            <w:pPr>
+              <w:spacing w:before="40" w:after="40"/>
+            </w:pPr>
+            <w:r>
+              <w:t>9  เริ่มรอบตรวจใหม่ (R)</w:t>
+            </w:r>
+          </w:p>
+        </w:tc>
+        <w:tc>
+          <w:tcPr>
+            <w:tcW w:type="dxa" w:w="6768"/>
+          </w:tcPr>
+          <w:p>
+            <w:pPr>
+              <w:spacing w:before="40" w:after="40"/>
+            </w:pPr>
+            <w:r>
+              <w:t>ล้างทุกอย่าง เริ่มล็อตใหม่</w:t>
+            </w:r>
+          </w:p>
+        </w:tc>
+      </w:tr>
+      <w:tr>
+        <w:tc>
+          <w:tcPr>
+            <w:tcW w:type="dxa" w:w="2592"/>
+          </w:tcPr>
+          <w:p>
+            <w:pPr>
+              <w:spacing w:before="40" w:after="40"/>
+            </w:pPr>
+            <w:r>
+              <w:t>10  ตั้งค่า (T) · กล้อง (C)</w:t>
+            </w:r>
+          </w:p>
+        </w:tc>
+        <w:tc>
+          <w:tcPr>
+            <w:tcW w:type="dxa" w:w="6768"/>
+          </w:tcPr>
+          <w:p>
+            <w:pPr>
+              <w:spacing w:before="40" w:after="40"/>
+            </w:pPr>
+            <w:r>
+              <w:t>ปรับความไว · เลือกกล้อง</w:t>
+            </w:r>
+          </w:p>
+        </w:tc>
+      </w:tr>
+      <w:tr>
+        <w:tc>
+          <w:tcPr>
+            <w:tcW w:type="dxa" w:w="2592"/>
+          </w:tcPr>
+          <w:p>
+            <w:pPr>
+              <w:spacing w:before="40" w:after="40"/>
+            </w:pPr>
+            <w:r>
+              <w:t>11  บันทึกภาพ (S) · เต็มจอ (F) · ออก (Q)</w:t>
+            </w:r>
+          </w:p>
+        </w:tc>
+        <w:tc>
+          <w:tcPr>
+            <w:tcW w:type="dxa" w:w="6768"/>
+          </w:tcPr>
+          <w:p>
+            <w:pPr>
+              <w:spacing w:before="40" w:after="40"/>
+            </w:pPr>
+            <w:r>
+              <w:t>เซฟภาพ · เต็มจอ · ปิดโปรแกรม</w:t>
+            </w:r>
+          </w:p>
+        </w:tc>
+      </w:tr>
+      <w:tr>
+        <w:tc>
+          <w:tcPr>
+            <w:tcW w:type="dxa" w:w="2592"/>
+          </w:tcPr>
+          <w:p>
+            <w:pPr>
+              <w:spacing w:before="40" w:after="40"/>
+            </w:pPr>
+            <w:r>
+              <w:t>12  แถบล่าง</w:t>
+            </w:r>
+          </w:p>
+        </w:tc>
+        <w:tc>
+          <w:tcPr>
+            <w:tcW w:type="dxa" w:w="6768"/>
+          </w:tcPr>
+          <w:p>
+            <w:pPr>
+              <w:spacing w:before="40" w:after="40"/>
+            </w:pPr>
+            <w:r>
+              <w:t>ซ้าย: กำลังทำอะไร · ขวา: เหตุการณ์ล่าสุด</w:t>
             </w:r>
           </w:p>
         </w:tc>
@@ -801,6 +923,7 @@
     </w:p>
     <w:p>
       <w:pPr>
+        <w:keepNext/>
         <w:spacing w:before="320" w:after="120" w:line="324" w:lineRule="auto"/>
       </w:pPr>
       <w:r>
@@ -828,7 +951,7 @@
           <w:szCs w:val="22"/>
           <w:bCs w:val="1"/>
         </w:rPr>
-        <w:t xml:space="preserve">ขั้นตอนที่ 1 — </w:t>
+        <w:t>ขั้นตอนที่ 1 — หยิบแก้ว</w:t>
       </w:r>
       <w:r>
         <w:rPr>
@@ -837,9 +960,9 @@
           <w:sz w:val="22"/>
           <w:rFonts w:ascii="IBM Plex Sans Thai" w:hAnsi="IBM Plex Sans Thai" w:cs="IBM Plex Sans Thai"/>
           <w:szCs w:val="22"/>
-          <w:bCs w:val="1"/>
+          <w:bCs w:val="0"/>
         </w:rPr>
-        <w:t>หยิบแก้วขึ้นมา — โปรแกรมจับมือที่กำแก้วได้ กรอบของแก้วใบนั้นเปลี่ยนเป็นสีอำพันและเริ่มนับเวลาที่ถือ</w:t>
+        <w:t xml:space="preserve">  กรอบเป็นสีอำพัน และเริ่มนับเวลาที่ถือ</w:t>
       </w:r>
     </w:p>
     <w:p>
@@ -855,7 +978,7 @@
           <w:szCs w:val="22"/>
           <w:bCs w:val="1"/>
         </w:rPr>
-        <w:t xml:space="preserve">ขั้นตอนที่ 2 — </w:t>
+        <w:t>ขั้นตอนที่ 2 — ถือครบ 1 วินาที</w:t>
       </w:r>
       <w:r>
         <w:rPr>
@@ -864,9 +987,9 @@
           <w:sz w:val="22"/>
           <w:rFonts w:ascii="IBM Plex Sans Thai" w:hAnsi="IBM Plex Sans Thai" w:cs="IBM Plex Sans Thai"/>
           <w:szCs w:val="22"/>
-          <w:bCs w:val="1"/>
+          <w:bCs w:val="0"/>
         </w:rPr>
-        <w:t>ถือครบเวลาที่ตั้งไว้ (ค่าเริ่มต้น 1 วินาที) แก้วใบนั้นถูกติ๊กว่า “ตรวจแล้ว” กรอบเปลี่ยนเป็นเขียวพร้อมเครื่องหมาย ✓</w:t>
+        <w:t xml:space="preserve">  ติ๊ก “ตรวจแล้ว” กรอบเป็นสีเขียว (ปรับเวลาได้ในตั้งค่า)</w:t>
       </w:r>
     </w:p>
     <w:p>
@@ -882,7 +1005,7 @@
           <w:szCs w:val="22"/>
           <w:bCs w:val="1"/>
         </w:rPr>
-        <w:t xml:space="preserve">ขั้นตอนที่ 3 — </w:t>
+        <w:t>ขั้นตอนที่ 3 — วางคืน แล้วหยิบใบถัดไป</w:t>
       </w:r>
       <w:r>
         <w:rPr>
@@ -891,9 +1014,9 @@
           <w:sz w:val="22"/>
           <w:rFonts w:ascii="IBM Plex Sans Thai" w:hAnsi="IBM Plex Sans Thai" w:cs="IBM Plex Sans Thai"/>
           <w:szCs w:val="22"/>
-          <w:bCs w:val="1"/>
+          <w:bCs w:val="0"/>
         </w:rPr>
-        <w:t>วางแก้วกลับแล้วหยิบใบถัดไป — แผงข้างสรุปเป็นตัวเลขใหญ่ (ตรวจแล้ว x / ทั้งหมด y) มิเตอร์รายชิ้น และบันทึกเหตุการณ์ย้อนหลัง</w:t>
+        <w:t xml:space="preserve">  ดูความคืบหน้าที่แผงด้านขวา</w:t>
       </w:r>
     </w:p>
     <w:p>
@@ -907,9 +1030,9 @@
           <w:sz w:val="22"/>
           <w:rFonts w:ascii="IBM Plex Sans Thai" w:hAnsi="IBM Plex Sans Thai" w:cs="IBM Plex Sans Thai"/>
           <w:szCs w:val="22"/>
-          <w:bCs w:val="1"/>
+          <w:bCs w:val="0"/>
         </w:rPr>
-        <w:t>สีที่ใช้บอกสถานะมีแค่สองสี: เขียว = ตรวจแล้ว · อำพัน = ยังไม่ตรวจ (เส้นอำพันใต้รายการคือความคืบหน้าการถือที่กำลังสะสม) ส่วนสีน้ำเงินใช้กับปุ่มและแท็บเท่านั้น ไม่ได้บอกสถานะชิ้นงาน</w:t>
+        <w:t>สี: เขียว = ตรวจแล้ว · อำพัน = ยังไม่ตรวจ · น้ำเงิน = ปุ่มเท่านั้น</w:t>
       </w:r>
     </w:p>
     <w:p>
@@ -964,13 +1087,14 @@
           <w:sz w:val="18"/>
           <w:rFonts w:ascii="IBM Plex Sans Thai" w:hAnsi="IBM Plex Sans Thai" w:cs="IBM Plex Sans Thai"/>
           <w:szCs w:val="18"/>
-          <w:bCs w:val="1"/>
+          <w:bCs w:val="0"/>
         </w:rPr>
-        <w:t>ภาพที่ 3  ตรวจครบทุกชิ้น — ตัวเลขใหญ่เปลี่ยนเป็นสีเขียว (ข้อมูลตัวอย่าง)</w:t>
+        <w:t>ภาพที่ 3  ตรวจครบทุกชิ้น ตัวเลขใหญ่เป็นสีเขียว</w:t>
       </w:r>
     </w:p>
     <w:p>
       <w:pPr>
+        <w:keepNext/>
         <w:spacing w:before="320" w:after="120" w:line="324" w:lineRule="auto"/>
       </w:pPr>
       <w:r>
@@ -998,7 +1122,7 @@
           <w:szCs w:val="22"/>
           <w:bCs w:val="1"/>
         </w:rPr>
-        <w:t xml:space="preserve">ขั้นตอนที่ 1 — </w:t>
+        <w:t>ขั้นตอนที่ 1 — กดแท็บ “ย้ายแก้ว A → B”</w:t>
       </w:r>
       <w:r>
         <w:rPr>
@@ -1007,9 +1131,9 @@
           <w:sz w:val="22"/>
           <w:rFonts w:ascii="IBM Plex Sans Thai" w:hAnsi="IBM Plex Sans Thai" w:cs="IBM Plex Sans Thai"/>
           <w:szCs w:val="22"/>
-          <w:bCs w:val="1"/>
+          <w:bCs w:val="0"/>
         </w:rPr>
-        <w:t>กดแท็บ “ย้ายแก้ว A → B” ด้านบน (หรือกดคีย์ Z)</w:t>
+        <w:t xml:space="preserve">  หรือกดคีย์ Z</w:t>
       </w:r>
     </w:p>
     <w:p>
@@ -1025,7 +1149,7 @@
           <w:szCs w:val="22"/>
           <w:bCs w:val="1"/>
         </w:rPr>
-        <w:t xml:space="preserve">ขั้นตอนที่ 2 — </w:t>
+        <w:t>ขั้นตอนที่ 2 — วาดกรอบ A</w:t>
       </w:r>
       <w:r>
         <w:rPr>
@@ -1034,20 +1158,9 @@
           <w:sz w:val="22"/>
           <w:rFonts w:ascii="IBM Plex Sans Thai" w:hAnsi="IBM Plex Sans Thai" w:cs="IBM Plex Sans Thai"/>
           <w:szCs w:val="22"/>
-          <w:bCs w:val="1"/>
+          <w:bCs w:val="0"/>
         </w:rPr>
-        <w:t xml:space="preserve">วาดกรอบ A </w:t>
-      </w:r>
-      <w:r>
-        <w:rPr>
-          <w:b w:val="0"/>
-          <w:color w:val="374151"/>
-          <w:sz w:val="22"/>
-          <w:rFonts w:ascii="IBM Plex Sans Thai" w:hAnsi="IBM Plex Sans Thai" w:cs="IBM Plex Sans Thai"/>
-          <w:szCs w:val="22"/>
-          <w:bCs w:val="1"/>
-        </w:rPr>
-        <w:t>คลิกซ้ายบนภาพเพื่อวางมุมกรอบทีละจุด (อย่างน้อย 3 จุด) แล้วดับเบิลคลิกหรือกด Enter เพื่อปิดกรอบ</w:t>
+        <w:t xml:space="preserve">  คลิกซ้ายวางมุม (อย่างน้อย 3 จุด) แล้วดับเบิลคลิกหรือกด Enter เพื่อปิดกรอบ</w:t>
       </w:r>
     </w:p>
     <w:p>
@@ -1063,7 +1176,7 @@
           <w:szCs w:val="22"/>
           <w:bCs w:val="1"/>
         </w:rPr>
-        <w:t xml:space="preserve">ขั้นตอนที่ 3 — </w:t>
+        <w:t>ขั้นตอนที่ 3 — วาดกรอบ B</w:t>
       </w:r>
       <w:r>
         <w:rPr>
@@ -1072,20 +1185,9 @@
           <w:sz w:val="22"/>
           <w:rFonts w:ascii="IBM Plex Sans Thai" w:hAnsi="IBM Plex Sans Thai" w:cs="IBM Plex Sans Thai"/>
           <w:szCs w:val="22"/>
-          <w:bCs w:val="1"/>
+          <w:bCs w:val="0"/>
         </w:rPr>
-        <w:t xml:space="preserve">วาดกรอบ B </w:t>
-      </w:r>
-      <w:r>
-        <w:rPr>
-          <w:b w:val="0"/>
-          <w:color w:val="374151"/>
-          <w:sz w:val="22"/>
-          <w:rFonts w:ascii="IBM Plex Sans Thai" w:hAnsi="IBM Plex Sans Thai" w:cs="IBM Plex Sans Thai"/>
-          <w:szCs w:val="22"/>
-          <w:bCs w:val="1"/>
-        </w:rPr>
-        <w:t>วาดเหมือนข้อ A — กรอบ B ต้องไม่ซ้อนกับ A</w:t>
+        <w:t xml:space="preserve">  วิธีเดียวกัน แต่ต้องไม่ซ้อนกับ A</w:t>
       </w:r>
     </w:p>
     <w:p>
@@ -1101,7 +1203,7 @@
           <w:szCs w:val="22"/>
           <w:bCs w:val="1"/>
         </w:rPr>
-        <w:t xml:space="preserve">ขั้นตอนที่ 4 — </w:t>
+        <w:t>ขั้นตอนที่ 4 — ยกแก้วจาก A ไป B</w:t>
       </w:r>
       <w:r>
         <w:rPr>
@@ -1110,9 +1212,9 @@
           <w:sz w:val="22"/>
           <w:rFonts w:ascii="IBM Plex Sans Thai" w:hAnsi="IBM Plex Sans Thai" w:cs="IBM Plex Sans Thai"/>
           <w:szCs w:val="22"/>
-          <w:bCs w:val="1"/>
+          <w:bCs w:val="0"/>
         </w:rPr>
-        <w:t>วางแก้วในกรอบ A แล้วยกไปวางที่ B — สถานะเปลี่ยนตามตารางด้านล่าง จนครบทุกใบแล้วแถบล่างจะสรุปว่าถึง B ครบ</w:t>
+        <w:t xml:space="preserve">  สถานะเปลี่ยนตามตารางด้านล่าง</w:t>
       </w:r>
     </w:p>
     <w:p>
@@ -1167,9 +1269,9 @@
           <w:sz w:val="18"/>
           <w:rFonts w:ascii="IBM Plex Sans Thai" w:hAnsi="IBM Plex Sans Thai" w:cs="IBM Plex Sans Thai"/>
           <w:szCs w:val="18"/>
-          <w:bCs w:val="1"/>
+          <w:bCs w:val="0"/>
         </w:rPr>
-        <w:t>ภาพที่ 4  กำลังวาดกรอบ B — คลิกวางมุม เส้นจะยืดตามเมาส์ (ข้อมูลตัวอย่าง)</w:t>
+        <w:t>ภาพที่ 4  กำลังวาดกรอบ B (1 วิธีวาด · 2 จุดที่คลิก · 4 แถบล่าง)</w:t>
       </w:r>
     </w:p>
     <w:p>
@@ -1224,9 +1326,9 @@
           <w:sz w:val="18"/>
           <w:rFonts w:ascii="IBM Plex Sans Thai" w:hAnsi="IBM Plex Sans Thai" w:cs="IBM Plex Sans Thai"/>
           <w:szCs w:val="18"/>
-          <w:bCs w:val="1"/>
+          <w:bCs w:val="0"/>
         </w:rPr>
-        <w:t>ภาพที่ 5  โหมด zone ทำงาน — แก้วมีสถานะตามตำแหน่งในกรอบ (ข้อมูลตัวอย่าง)</w:t>
+        <w:t>ภาพที่ 5  โหมด zone (2 กรอบ A · 3 กรอบ B · 4 สถานะรายชิ้น · 5 ตัวเลขแก้วที่ถึง B · 6 ปุ่มวาดใหม่)</w:t>
       </w:r>
     </w:p>
     <w:tbl>
@@ -1256,17 +1358,12 @@
           </w:tcPr>
           <w:p>
             <w:pPr>
+              <w:keepNext/>
               <w:spacing w:before="40" w:after="40"/>
             </w:pPr>
-            <w:r/>
             <w:r>
               <w:rPr>
-                <w:b w:val="1"/>
-                <w:color w:val="374151"/>
-                <w:sz w:val="20"/>
-                <w:rFonts w:ascii="IBM Plex Sans Thai" w:hAnsi="IBM Plex Sans Thai" w:cs="IBM Plex Sans Thai"/>
-                <w:szCs w:val="20"/>
-                <w:bCs w:val="1"/>
+                <w:b/>
               </w:rPr>
               <w:t>สถานะ</w:t>
             </w:r>
@@ -1279,17 +1376,12 @@
           </w:tcPr>
           <w:p>
             <w:pPr>
+              <w:keepNext/>
               <w:spacing w:before="40" w:after="40"/>
             </w:pPr>
-            <w:r/>
             <w:r>
               <w:rPr>
-                <w:b w:val="1"/>
-                <w:color w:val="374151"/>
-                <w:sz w:val="20"/>
-                <w:rFonts w:ascii="IBM Plex Sans Thai" w:hAnsi="IBM Plex Sans Thai" w:cs="IBM Plex Sans Thai"/>
-                <w:szCs w:val="20"/>
-                <w:bCs w:val="1"/>
+                <w:b/>
               </w:rPr>
               <w:t>สี</w:t>
             </w:r>
@@ -1302,19 +1394,200 @@
           </w:tcPr>
           <w:p>
             <w:pPr>
+              <w:keepNext/>
+              <w:spacing w:before="40" w:after="40"/>
+            </w:pPr>
+            <w:r>
+              <w:rPr>
+                <w:b/>
+              </w:rPr>
+              <w:t>ความหมาย</w:t>
+            </w:r>
+          </w:p>
+        </w:tc>
+      </w:tr>
+      <w:tr>
+        <w:tc>
+          <w:tcPr>
+            <w:tcW w:type="dxa" w:w="2160"/>
+          </w:tcPr>
+          <w:p>
+            <w:pPr>
+              <w:keepNext/>
               <w:spacing w:before="40" w:after="40"/>
             </w:pPr>
             <w:r/>
             <w:r>
               <w:rPr>
-                <w:b w:val="1"/>
+                <w:b w:val="0"/>
                 <w:color w:val="374151"/>
                 <w:sz w:val="20"/>
                 <w:rFonts w:ascii="IBM Plex Sans Thai" w:hAnsi="IBM Plex Sans Thai" w:cs="IBM Plex Sans Thai"/>
                 <w:szCs w:val="20"/>
-                <w:bCs w:val="1"/>
+                <w:bCs w:val="0"/>
               </w:rPr>
-              <w:t>ความหมาย</w:t>
+              <w:t>IDLE</w:t>
+            </w:r>
+          </w:p>
+        </w:tc>
+        <w:tc>
+          <w:tcPr>
+            <w:tcW w:type="dxa" w:w="1296"/>
+          </w:tcPr>
+          <w:p>
+            <w:pPr>
+              <w:keepNext/>
+              <w:spacing w:before="40" w:after="40"/>
+            </w:pPr>
+            <w:r/>
+            <w:r>
+              <w:rPr>
+                <w:b w:val="0"/>
+                <w:color w:val="374151"/>
+                <w:sz w:val="20"/>
+                <w:rFonts w:ascii="IBM Plex Sans Thai" w:hAnsi="IBM Plex Sans Thai" w:cs="IBM Plex Sans Thai"/>
+                <w:szCs w:val="20"/>
+                <w:bCs w:val="0"/>
+              </w:rPr>
+              <w:t>เทา</w:t>
+            </w:r>
+          </w:p>
+        </w:tc>
+        <w:tc>
+          <w:tcPr>
+            <w:tcW w:type="dxa" w:w="5904"/>
+          </w:tcPr>
+          <w:p>
+            <w:pPr>
+              <w:keepNext/>
+              <w:spacing w:before="40" w:after="40"/>
+            </w:pPr>
+            <w:r>
+              <w:t>ยังไม่อยู่ใน A</w:t>
+            </w:r>
+          </w:p>
+        </w:tc>
+      </w:tr>
+      <w:tr>
+        <w:tc>
+          <w:tcPr>
+            <w:tcW w:type="dxa" w:w="2160"/>
+          </w:tcPr>
+          <w:p>
+            <w:pPr>
+              <w:keepNext/>
+              <w:spacing w:before="40" w:after="40"/>
+            </w:pPr>
+            <w:r/>
+            <w:r>
+              <w:rPr>
+                <w:b w:val="0"/>
+                <w:color w:val="374151"/>
+                <w:sz w:val="20"/>
+                <w:rFonts w:ascii="IBM Plex Sans Thai" w:hAnsi="IBM Plex Sans Thai" w:cs="IBM Plex Sans Thai"/>
+                <w:szCs w:val="20"/>
+                <w:bCs w:val="0"/>
+              </w:rPr>
+              <w:t>AT A</w:t>
+            </w:r>
+          </w:p>
+        </w:tc>
+        <w:tc>
+          <w:tcPr>
+            <w:tcW w:type="dxa" w:w="1296"/>
+          </w:tcPr>
+          <w:p>
+            <w:pPr>
+              <w:keepNext/>
+              <w:spacing w:before="40" w:after="40"/>
+            </w:pPr>
+            <w:r/>
+            <w:r>
+              <w:rPr>
+                <w:b w:val="0"/>
+                <w:color w:val="374151"/>
+                <w:sz w:val="20"/>
+                <w:rFonts w:ascii="IBM Plex Sans Thai" w:hAnsi="IBM Plex Sans Thai" w:cs="IBM Plex Sans Thai"/>
+                <w:szCs w:val="20"/>
+                <w:bCs w:val="0"/>
+              </w:rPr>
+              <w:t>ม่วง</w:t>
+            </w:r>
+          </w:p>
+        </w:tc>
+        <w:tc>
+          <w:tcPr>
+            <w:tcW w:type="dxa" w:w="5904"/>
+          </w:tcPr>
+          <w:p>
+            <w:pPr>
+              <w:keepNext/>
+              <w:spacing w:before="40" w:after="40"/>
+            </w:pPr>
+            <w:r>
+              <w:t>รออยู่ที่ A</w:t>
+            </w:r>
+          </w:p>
+        </w:tc>
+      </w:tr>
+      <w:tr>
+        <w:tc>
+          <w:tcPr>
+            <w:tcW w:type="dxa" w:w="2160"/>
+          </w:tcPr>
+          <w:p>
+            <w:pPr>
+              <w:keepNext/>
+              <w:spacing w:before="40" w:after="40"/>
+            </w:pPr>
+            <w:r/>
+            <w:r>
+              <w:rPr>
+                <w:b w:val="0"/>
+                <w:color w:val="374151"/>
+                <w:sz w:val="20"/>
+                <w:rFonts w:ascii="IBM Plex Sans Thai" w:hAnsi="IBM Plex Sans Thai" w:cs="IBM Plex Sans Thai"/>
+                <w:szCs w:val="20"/>
+                <w:bCs w:val="0"/>
+              </w:rPr>
+              <w:t>IN TRANSIT</w:t>
+            </w:r>
+          </w:p>
+        </w:tc>
+        <w:tc>
+          <w:tcPr>
+            <w:tcW w:type="dxa" w:w="1296"/>
+          </w:tcPr>
+          <w:p>
+            <w:pPr>
+              <w:keepNext/>
+              <w:spacing w:before="40" w:after="40"/>
+            </w:pPr>
+            <w:r/>
+            <w:r>
+              <w:rPr>
+                <w:b w:val="0"/>
+                <w:color w:val="374151"/>
+                <w:sz w:val="20"/>
+                <w:rFonts w:ascii="IBM Plex Sans Thai" w:hAnsi="IBM Plex Sans Thai" w:cs="IBM Plex Sans Thai"/>
+                <w:szCs w:val="20"/>
+                <w:bCs w:val="0"/>
+              </w:rPr>
+              <w:t>อำพัน</w:t>
+            </w:r>
+          </w:p>
+        </w:tc>
+        <w:tc>
+          <w:tcPr>
+            <w:tcW w:type="dxa" w:w="5904"/>
+          </w:tcPr>
+          <w:p>
+            <w:pPr>
+              <w:keepNext/>
+              <w:spacing w:before="40" w:after="40"/>
+            </w:pPr>
+            <w:r>
+              <w:t>ถูกยกอยู่</w:t>
             </w:r>
           </w:p>
         </w:tc>
@@ -1336,211 +1609,7 @@
                 <w:sz w:val="20"/>
                 <w:rFonts w:ascii="IBM Plex Sans Thai" w:hAnsi="IBM Plex Sans Thai" w:cs="IBM Plex Sans Thai"/>
                 <w:szCs w:val="20"/>
-                <w:bCs w:val="1"/>
-              </w:rPr>
-              <w:t>IDLE</w:t>
-            </w:r>
-          </w:p>
-        </w:tc>
-        <w:tc>
-          <w:tcPr>
-            <w:tcW w:type="dxa" w:w="1296"/>
-          </w:tcPr>
-          <w:p>
-            <w:pPr>
-              <w:spacing w:before="40" w:after="40"/>
-            </w:pPr>
-            <w:r/>
-            <w:r>
-              <w:rPr>
-                <w:b w:val="0"/>
-                <w:color w:val="374151"/>
-                <w:sz w:val="20"/>
-                <w:rFonts w:ascii="IBM Plex Sans Thai" w:hAnsi="IBM Plex Sans Thai" w:cs="IBM Plex Sans Thai"/>
-                <w:szCs w:val="20"/>
-                <w:bCs w:val="1"/>
-              </w:rPr>
-              <w:t>เทา</w:t>
-            </w:r>
-          </w:p>
-        </w:tc>
-        <w:tc>
-          <w:tcPr>
-            <w:tcW w:type="dxa" w:w="5904"/>
-          </w:tcPr>
-          <w:p>
-            <w:pPr>
-              <w:spacing w:before="40" w:after="40"/>
-            </w:pPr>
-            <w:r/>
-            <w:r>
-              <w:rPr>
-                <w:b w:val="0"/>
-                <w:color w:val="374151"/>
-                <w:sz w:val="20"/>
-                <w:rFonts w:ascii="IBM Plex Sans Thai" w:hAnsi="IBM Plex Sans Thai" w:cs="IBM Plex Sans Thai"/>
-                <w:szCs w:val="20"/>
-                <w:bCs w:val="1"/>
-              </w:rPr>
-              <w:t>ยังไม่อยู่ในกรอบ A</w:t>
-            </w:r>
-          </w:p>
-        </w:tc>
-      </w:tr>
-      <w:tr>
-        <w:tc>
-          <w:tcPr>
-            <w:tcW w:type="dxa" w:w="2160"/>
-          </w:tcPr>
-          <w:p>
-            <w:pPr>
-              <w:spacing w:before="40" w:after="40"/>
-            </w:pPr>
-            <w:r/>
-            <w:r>
-              <w:rPr>
-                <w:b w:val="0"/>
-                <w:color w:val="374151"/>
-                <w:sz w:val="20"/>
-                <w:rFonts w:ascii="IBM Plex Sans Thai" w:hAnsi="IBM Plex Sans Thai" w:cs="IBM Plex Sans Thai"/>
-                <w:szCs w:val="20"/>
-                <w:bCs w:val="1"/>
-              </w:rPr>
-              <w:t>AT A</w:t>
-            </w:r>
-          </w:p>
-        </w:tc>
-        <w:tc>
-          <w:tcPr>
-            <w:tcW w:type="dxa" w:w="1296"/>
-          </w:tcPr>
-          <w:p>
-            <w:pPr>
-              <w:spacing w:before="40" w:after="40"/>
-            </w:pPr>
-            <w:r/>
-            <w:r>
-              <w:rPr>
-                <w:b w:val="0"/>
-                <w:color w:val="374151"/>
-                <w:sz w:val="20"/>
-                <w:rFonts w:ascii="IBM Plex Sans Thai" w:hAnsi="IBM Plex Sans Thai" w:cs="IBM Plex Sans Thai"/>
-                <w:szCs w:val="20"/>
-                <w:bCs w:val="1"/>
-              </w:rPr>
-              <w:t>ม่วง</w:t>
-            </w:r>
-          </w:p>
-        </w:tc>
-        <w:tc>
-          <w:tcPr>
-            <w:tcW w:type="dxa" w:w="5904"/>
-          </w:tcPr>
-          <w:p>
-            <w:pPr>
-              <w:spacing w:before="40" w:after="40"/>
-            </w:pPr>
-            <w:r/>
-            <w:r>
-              <w:rPr>
-                <w:b w:val="0"/>
-                <w:color w:val="374151"/>
-                <w:sz w:val="20"/>
-                <w:rFonts w:ascii="IBM Plex Sans Thai" w:hAnsi="IBM Plex Sans Thai" w:cs="IBM Plex Sans Thai"/>
-                <w:szCs w:val="20"/>
-                <w:bCs w:val="1"/>
-              </w:rPr>
-              <w:t>อยู่ที่กรอบ A รอย้าย</w:t>
-            </w:r>
-          </w:p>
-        </w:tc>
-      </w:tr>
-      <w:tr>
-        <w:tc>
-          <w:tcPr>
-            <w:tcW w:type="dxa" w:w="2160"/>
-          </w:tcPr>
-          <w:p>
-            <w:pPr>
-              <w:spacing w:before="40" w:after="40"/>
-            </w:pPr>
-            <w:r/>
-            <w:r>
-              <w:rPr>
-                <w:b w:val="0"/>
-                <w:color w:val="374151"/>
-                <w:sz w:val="20"/>
-                <w:rFonts w:ascii="IBM Plex Sans Thai" w:hAnsi="IBM Plex Sans Thai" w:cs="IBM Plex Sans Thai"/>
-                <w:szCs w:val="20"/>
-                <w:bCs w:val="1"/>
-              </w:rPr>
-              <w:t>IN TRANSIT</w:t>
-            </w:r>
-          </w:p>
-        </w:tc>
-        <w:tc>
-          <w:tcPr>
-            <w:tcW w:type="dxa" w:w="1296"/>
-          </w:tcPr>
-          <w:p>
-            <w:pPr>
-              <w:spacing w:before="40" w:after="40"/>
-            </w:pPr>
-            <w:r/>
-            <w:r>
-              <w:rPr>
-                <w:b w:val="0"/>
-                <w:color w:val="374151"/>
-                <w:sz w:val="20"/>
-                <w:rFonts w:ascii="IBM Plex Sans Thai" w:hAnsi="IBM Plex Sans Thai" w:cs="IBM Plex Sans Thai"/>
-                <w:szCs w:val="20"/>
-                <w:bCs w:val="1"/>
-              </w:rPr>
-              <w:t>อำพัน</w:t>
-            </w:r>
-          </w:p>
-        </w:tc>
-        <w:tc>
-          <w:tcPr>
-            <w:tcW w:type="dxa" w:w="5904"/>
-          </w:tcPr>
-          <w:p>
-            <w:pPr>
-              <w:spacing w:before="40" w:after="40"/>
-            </w:pPr>
-            <w:r/>
-            <w:r>
-              <w:rPr>
-                <w:b w:val="0"/>
-                <w:color w:val="374151"/>
-                <w:sz w:val="20"/>
-                <w:rFonts w:ascii="IBM Plex Sans Thai" w:hAnsi="IBM Plex Sans Thai" w:cs="IBM Plex Sans Thai"/>
-                <w:szCs w:val="20"/>
-                <w:bCs w:val="1"/>
-              </w:rPr>
-              <w:t>ถูกยกอยู่ระหว่างทาง</w:t>
-            </w:r>
-          </w:p>
-        </w:tc>
-      </w:tr>
-      <w:tr>
-        <w:tc>
-          <w:tcPr>
-            <w:tcW w:type="dxa" w:w="2160"/>
-          </w:tcPr>
-          <w:p>
-            <w:pPr>
-              <w:spacing w:before="40" w:after="40"/>
-            </w:pPr>
-            <w:r/>
-            <w:r>
-              <w:rPr>
-                <w:b w:val="0"/>
-                <w:color w:val="374151"/>
-                <w:sz w:val="20"/>
-                <w:rFonts w:ascii="IBM Plex Sans Thai" w:hAnsi="IBM Plex Sans Thai" w:cs="IBM Plex Sans Thai"/>
-                <w:szCs w:val="20"/>
-                <w:bCs w:val="1"/>
+                <w:bCs w:val="0"/>
               </w:rPr>
               <w:t>DONE</w:t>
             </w:r>
@@ -1562,7 +1631,7 @@
                 <w:sz w:val="20"/>
                 <w:rFonts w:ascii="IBM Plex Sans Thai" w:hAnsi="IBM Plex Sans Thai" w:cs="IBM Plex Sans Thai"/>
                 <w:szCs w:val="20"/>
-                <w:bCs w:val="1"/>
+                <w:bCs w:val="0"/>
               </w:rPr>
               <w:t>เขียว</w:t>
             </w:r>
@@ -1576,17 +1645,8 @@
             <w:pPr>
               <w:spacing w:before="40" w:after="40"/>
             </w:pPr>
-            <w:r/>
             <w:r>
-              <w:rPr>
-                <w:b w:val="0"/>
-                <w:color w:val="374151"/>
-                <w:sz w:val="20"/>
-                <w:rFonts w:ascii="IBM Plex Sans Thai" w:hAnsi="IBM Plex Sans Thai" w:cs="IBM Plex Sans Thai"/>
-                <w:szCs w:val="20"/>
-                <w:bCs w:val="1"/>
-              </w:rPr>
-              <w:t>วางที่กรอบ B เรียบร้อย</w:t>
+              <w:t>วางที่ B แล้ว</w:t>
             </w:r>
           </w:p>
         </w:tc>
@@ -1608,13 +1668,14 @@
           <w:sz w:val="22"/>
           <w:rFonts w:ascii="IBM Plex Sans Thai" w:hAnsi="IBM Plex Sans Thai" w:cs="IBM Plex Sans Thai"/>
           <w:szCs w:val="22"/>
-          <w:bCs w:val="1"/>
+          <w:bCs w:val="0"/>
         </w:rPr>
-        <w:t>กลับไปโหมดเช็กลิสต์แล้วกรอบ A/B จะหายจากจอ แต่โปรแกรมยังจำกรอบไว้ — กลับเข้าโหมด zone ใหม่ใช้กรอบเดิมได้ทันที จะวาดใหม่ทั้งหมดก็กดปุ่ม วาดใหม่ (X)</w:t>
+        <w:t>สลับกลับโหมดเช็กลิสต์ กรอบจะซ่อนแต่ยังจำไว้ · อยากวาดใหม่กด วาดใหม่ (X)</w:t>
       </w:r>
     </w:p>
     <w:p>
       <w:pPr>
+        <w:keepNext/>
         <w:spacing w:before="320" w:after="120" w:line="324" w:lineRule="auto"/>
       </w:pPr>
       <w:r>
@@ -1640,9 +1701,9 @@
           <w:sz w:val="22"/>
           <w:rFonts w:ascii="IBM Plex Sans Thai" w:hAnsi="IBM Plex Sans Thai" w:cs="IBM Plex Sans Thai"/>
           <w:szCs w:val="22"/>
-          <w:bCs w:val="1"/>
+          <w:bCs w:val="0"/>
         </w:rPr>
-        <w:t>กดปุ่ม ตั้งค่า (หรือคีย์ T) — ค่าที่ปรับมีผลทันทีระหว่างใช้งาน แต่ไม่บันทึกถาวร ปิดโปรแกรมแล้วกลับเป็นค่าเริ่มต้น</w:t>
+        <w:t>กด ตั้งค่า (T) — มีผลทันที แต่ไม่บันทึก ปิดโปรแกรมแล้วกลับเป็นค่าเดิม</w:t>
       </w:r>
     </w:p>
     <w:tbl>
@@ -1672,17 +1733,12 @@
           </w:tcPr>
           <w:p>
             <w:pPr>
+              <w:keepNext/>
               <w:spacing w:before="40" w:after="40"/>
             </w:pPr>
-            <w:r/>
             <w:r>
               <w:rPr>
-                <w:b w:val="1"/>
-                <w:color w:val="374151"/>
-                <w:sz w:val="20"/>
-                <w:rFonts w:ascii="IBM Plex Sans Thai" w:hAnsi="IBM Plex Sans Thai" w:cs="IBM Plex Sans Thai"/>
-                <w:szCs w:val="20"/>
-                <w:bCs w:val="1"/>
+                <w:b/>
               </w:rPr>
               <w:t>ค่า</w:t>
             </w:r>
@@ -1695,17 +1751,12 @@
           </w:tcPr>
           <w:p>
             <w:pPr>
+              <w:keepNext/>
               <w:spacing w:before="40" w:after="40"/>
             </w:pPr>
-            <w:r/>
             <w:r>
               <w:rPr>
-                <w:b w:val="1"/>
-                <w:color w:val="374151"/>
-                <w:sz w:val="20"/>
-                <w:rFonts w:ascii="IBM Plex Sans Thai" w:hAnsi="IBM Plex Sans Thai" w:cs="IBM Plex Sans Thai"/>
-                <w:szCs w:val="20"/>
-                <w:bCs w:val="1"/>
+                <w:b/>
               </w:rPr>
               <w:t>ช่วง (ค่าเริ่มต้น)</w:t>
             </w:r>
@@ -1718,19 +1769,138 @@
           </w:tcPr>
           <w:p>
             <w:pPr>
+              <w:keepNext/>
+              <w:spacing w:before="40" w:after="40"/>
+            </w:pPr>
+            <w:r>
+              <w:rPr>
+                <w:b/>
+              </w:rPr>
+              <w:t>ความหมาย</w:t>
+            </w:r>
+          </w:p>
+        </w:tc>
+      </w:tr>
+      <w:tr>
+        <w:tc>
+          <w:tcPr>
+            <w:tcW w:type="dxa" w:w="2736"/>
+          </w:tcPr>
+          <w:p>
+            <w:pPr>
+              <w:keepNext/>
               <w:spacing w:before="40" w:after="40"/>
             </w:pPr>
             <w:r/>
             <w:r>
               <w:rPr>
-                <w:b w:val="1"/>
+                <w:b w:val="0"/>
                 <w:color w:val="374151"/>
                 <w:sz w:val="20"/>
                 <w:rFonts w:ascii="IBM Plex Sans Thai" w:hAnsi="IBM Plex Sans Thai" w:cs="IBM Plex Sans Thai"/>
                 <w:szCs w:val="20"/>
-                <w:bCs w:val="1"/>
+                <w:bCs w:val="0"/>
               </w:rPr>
-              <w:t>ความหมาย</w:t>
+              <w:t>เกณฑ์ conf · cup</w:t>
+            </w:r>
+          </w:p>
+        </w:tc>
+        <w:tc>
+          <w:tcPr>
+            <w:tcW w:type="dxa" w:w="2304"/>
+          </w:tcPr>
+          <w:p>
+            <w:pPr>
+              <w:keepNext/>
+              <w:spacing w:before="40" w:after="40"/>
+            </w:pPr>
+            <w:r/>
+            <w:r>
+              <w:rPr>
+                <w:b w:val="0"/>
+                <w:color w:val="374151"/>
+                <w:sz w:val="20"/>
+                <w:rFonts w:ascii="IBM Plex Sans Thai" w:hAnsi="IBM Plex Sans Thai" w:cs="IBM Plex Sans Thai"/>
+                <w:szCs w:val="20"/>
+                <w:bCs w:val="0"/>
+              </w:rPr>
+              <w:t>0.01–1.00 (0.25)</w:t>
+            </w:r>
+          </w:p>
+        </w:tc>
+        <w:tc>
+          <w:tcPr>
+            <w:tcW w:type="dxa" w:w="4320"/>
+          </w:tcPr>
+          <w:p>
+            <w:pPr>
+              <w:keepNext/>
+              <w:spacing w:before="40" w:after="40"/>
+            </w:pPr>
+            <w:r>
+              <w:t>ความมั่นใจขั้นต่ำในการจับแก้ว — ลด = จับง่ายขึ้น · เพิ่ม = จับผิดน้อยลง</w:t>
+            </w:r>
+          </w:p>
+        </w:tc>
+      </w:tr>
+      <w:tr>
+        <w:tc>
+          <w:tcPr>
+            <w:tcW w:type="dxa" w:w="2736"/>
+          </w:tcPr>
+          <w:p>
+            <w:pPr>
+              <w:keepNext/>
+              <w:spacing w:before="40" w:after="40"/>
+            </w:pPr>
+            <w:r/>
+            <w:r>
+              <w:rPr>
+                <w:b w:val="0"/>
+                <w:color w:val="374151"/>
+                <w:sz w:val="20"/>
+                <w:rFonts w:ascii="IBM Plex Sans Thai" w:hAnsi="IBM Plex Sans Thai" w:cs="IBM Plex Sans Thai"/>
+                <w:szCs w:val="20"/>
+                <w:bCs w:val="0"/>
+              </w:rPr>
+              <w:t>เวลาถือก่อนตรวจแล้ว</w:t>
+            </w:r>
+          </w:p>
+        </w:tc>
+        <w:tc>
+          <w:tcPr>
+            <w:tcW w:type="dxa" w:w="2304"/>
+          </w:tcPr>
+          <w:p>
+            <w:pPr>
+              <w:keepNext/>
+              <w:spacing w:before="40" w:after="40"/>
+            </w:pPr>
+            <w:r/>
+            <w:r>
+              <w:rPr>
+                <w:b w:val="0"/>
+                <w:color w:val="374151"/>
+                <w:sz w:val="20"/>
+                <w:rFonts w:ascii="IBM Plex Sans Thai" w:hAnsi="IBM Plex Sans Thai" w:cs="IBM Plex Sans Thai"/>
+                <w:szCs w:val="20"/>
+                <w:bCs w:val="0"/>
+              </w:rPr>
+              <w:t>0.1–30 วินาที (1.0)</w:t>
+            </w:r>
+          </w:p>
+        </w:tc>
+        <w:tc>
+          <w:tcPr>
+            <w:tcW w:type="dxa" w:w="4320"/>
+          </w:tcPr>
+          <w:p>
+            <w:pPr>
+              <w:keepNext/>
+              <w:spacing w:before="40" w:after="40"/>
+            </w:pPr>
+            <w:r>
+              <w:t>ต้องถือนานเท่าไรจึงนับว่าตรวจแล้ว</w:t>
             </w:r>
           </w:p>
         </w:tc>
@@ -1752,143 +1922,7 @@
                 <w:sz w:val="20"/>
                 <w:rFonts w:ascii="IBM Plex Sans Thai" w:hAnsi="IBM Plex Sans Thai" w:cs="IBM Plex Sans Thai"/>
                 <w:szCs w:val="20"/>
-                <w:bCs w:val="1"/>
-              </w:rPr>
-              <w:t>เกณฑ์ conf · cup</w:t>
-            </w:r>
-          </w:p>
-        </w:tc>
-        <w:tc>
-          <w:tcPr>
-            <w:tcW w:type="dxa" w:w="2304"/>
-          </w:tcPr>
-          <w:p>
-            <w:pPr>
-              <w:spacing w:before="40" w:after="40"/>
-            </w:pPr>
-            <w:r/>
-            <w:r>
-              <w:rPr>
-                <w:b w:val="0"/>
-                <w:color w:val="374151"/>
-                <w:sz w:val="20"/>
-                <w:rFonts w:ascii="IBM Plex Sans Thai" w:hAnsi="IBM Plex Sans Thai" w:cs="IBM Plex Sans Thai"/>
-                <w:szCs w:val="20"/>
-                <w:bCs w:val="1"/>
-              </w:rPr>
-              <w:t>0.01–1.00 (0.25)</w:t>
-            </w:r>
-          </w:p>
-        </w:tc>
-        <w:tc>
-          <w:tcPr>
-            <w:tcW w:type="dxa" w:w="4320"/>
-          </w:tcPr>
-          <w:p>
-            <w:pPr>
-              <w:spacing w:before="40" w:after="40"/>
-            </w:pPr>
-            <w:r/>
-            <w:r>
-              <w:rPr>
-                <w:b w:val="0"/>
-                <w:color w:val="374151"/>
-                <w:sz w:val="20"/>
-                <w:rFonts w:ascii="IBM Plex Sans Thai" w:hAnsi="IBM Plex Sans Thai" w:cs="IBM Plex Sans Thai"/>
-                <w:szCs w:val="20"/>
-                <w:bCs w:val="1"/>
-              </w:rPr>
-              <w:t>ความมั่นใจขั้นต่ำในการเริ่มนับแก้วใบใหม่ — ลดลง = จับแก้วได้ง่ายขึ้น เพิ่มขึ้น = ลดการจับผิด</w:t>
-            </w:r>
-          </w:p>
-        </w:tc>
-      </w:tr>
-      <w:tr>
-        <w:tc>
-          <w:tcPr>
-            <w:tcW w:type="dxa" w:w="2736"/>
-          </w:tcPr>
-          <w:p>
-            <w:pPr>
-              <w:spacing w:before="40" w:after="40"/>
-            </w:pPr>
-            <w:r/>
-            <w:r>
-              <w:rPr>
-                <w:b w:val="0"/>
-                <w:color w:val="374151"/>
-                <w:sz w:val="20"/>
-                <w:rFonts w:ascii="IBM Plex Sans Thai" w:hAnsi="IBM Plex Sans Thai" w:cs="IBM Plex Sans Thai"/>
-                <w:szCs w:val="20"/>
-                <w:bCs w:val="1"/>
-              </w:rPr>
-              <w:t>เวลาถือก่อนตรวจแล้ว</w:t>
-            </w:r>
-          </w:p>
-        </w:tc>
-        <w:tc>
-          <w:tcPr>
-            <w:tcW w:type="dxa" w:w="2304"/>
-          </w:tcPr>
-          <w:p>
-            <w:pPr>
-              <w:spacing w:before="40" w:after="40"/>
-            </w:pPr>
-            <w:r/>
-            <w:r>
-              <w:rPr>
-                <w:b w:val="0"/>
-                <w:color w:val="374151"/>
-                <w:sz w:val="20"/>
-                <w:rFonts w:ascii="IBM Plex Sans Thai" w:hAnsi="IBM Plex Sans Thai" w:cs="IBM Plex Sans Thai"/>
-                <w:szCs w:val="20"/>
-                <w:bCs w:val="1"/>
-              </w:rPr>
-              <w:t>0.1–30 วินาที (1.0)</w:t>
-            </w:r>
-          </w:p>
-        </w:tc>
-        <w:tc>
-          <w:tcPr>
-            <w:tcW w:type="dxa" w:w="4320"/>
-          </w:tcPr>
-          <w:p>
-            <w:pPr>
-              <w:spacing w:before="40" w:after="40"/>
-            </w:pPr>
-            <w:r/>
-            <w:r>
-              <w:rPr>
-                <w:b w:val="0"/>
-                <w:color w:val="374151"/>
-                <w:sz w:val="20"/>
-                <w:rFonts w:ascii="IBM Plex Sans Thai" w:hAnsi="IBM Plex Sans Thai" w:cs="IBM Plex Sans Thai"/>
-                <w:szCs w:val="20"/>
-                <w:bCs w:val="1"/>
-              </w:rPr>
-              <w:t>ระยะเวลาที่ต้องถือแก้วค้างไว้ก่อนนับว่า “ตรวจแล้ว”</w:t>
-            </w:r>
-          </w:p>
-        </w:tc>
-      </w:tr>
-      <w:tr>
-        <w:tc>
-          <w:tcPr>
-            <w:tcW w:type="dxa" w:w="2736"/>
-          </w:tcPr>
-          <w:p>
-            <w:pPr>
-              <w:spacing w:before="40" w:after="40"/>
-            </w:pPr>
-            <w:r/>
-            <w:r>
-              <w:rPr>
-                <w:b w:val="0"/>
-                <w:color w:val="374151"/>
-                <w:sz w:val="20"/>
-                <w:rFonts w:ascii="IBM Plex Sans Thai" w:hAnsi="IBM Plex Sans Thai" w:cs="IBM Plex Sans Thai"/>
-                <w:szCs w:val="20"/>
-                <w:bCs w:val="1"/>
+                <w:bCs w:val="0"/>
               </w:rPr>
               <w:t>มือ · Detection / Presence / Tracking</w:t>
             </w:r>
@@ -1910,7 +1944,7 @@
                 <w:sz w:val="20"/>
                 <w:rFonts w:ascii="IBM Plex Sans Thai" w:hAnsi="IBM Plex Sans Thai" w:cs="IBM Plex Sans Thai"/>
                 <w:szCs w:val="20"/>
-                <w:bCs w:val="1"/>
+                <w:bCs w:val="0"/>
               </w:rPr>
               <w:t>0–1 (0.3 / 0.5 / 0.5)</w:t>
             </w:r>
@@ -1924,17 +1958,8 @@
             <w:pPr>
               <w:spacing w:before="40" w:after="40"/>
             </w:pPr>
-            <w:r/>
             <w:r>
-              <w:rPr>
-                <w:b w:val="0"/>
-                <w:color w:val="374151"/>
-                <w:sz w:val="20"/>
-                <w:rFonts w:ascii="IBM Plex Sans Thai" w:hAnsi="IBM Plex Sans Thai" w:cs="IBM Plex Sans Thai"/>
-                <w:szCs w:val="20"/>
-                <w:bCs w:val="1"/>
-              </w:rPr>
-              <w:t>ความไวของการตรวจจับมือของ MediaPipe — ปรับเมื่อจับมือได้ยากหรือจับผิดบ่อย</w:t>
+              <w:t>ความไวในการจับมือ — ปรับเมื่อจับมือยากหรือจับผิดบ่อย</w:t>
             </w:r>
           </w:p>
         </w:tc>
@@ -1997,13 +2022,14 @@
           <w:sz w:val="18"/>
           <w:rFonts w:ascii="IBM Plex Sans Thai" w:hAnsi="IBM Plex Sans Thai" w:cs="IBM Plex Sans Thai"/>
           <w:szCs w:val="18"/>
-          <w:bCs w:val="1"/>
+          <w:bCs w:val="0"/>
         </w:rPr>
         <w:t>ภาพที่ 6  หน้าต่างตั้งค่า</w:t>
       </w:r>
     </w:p>
     <w:p>
       <w:pPr>
+        <w:keepNext/>
         <w:spacing w:before="320" w:after="120" w:line="324" w:lineRule="auto"/>
       </w:pPr>
       <w:r>
@@ -2045,17 +2071,12 @@
           </w:tcPr>
           <w:p>
             <w:pPr>
+              <w:keepNext/>
               <w:spacing w:before="40" w:after="40"/>
             </w:pPr>
-            <w:r/>
             <w:r>
               <w:rPr>
-                <w:b w:val="1"/>
-                <w:color w:val="374151"/>
-                <w:sz w:val="20"/>
-                <w:rFonts w:ascii="IBM Plex Sans Thai" w:hAnsi="IBM Plex Sans Thai" w:cs="IBM Plex Sans Thai"/>
-                <w:szCs w:val="20"/>
-                <w:bCs w:val="1"/>
+                <w:b/>
               </w:rPr>
               <w:t>ปุ่ม</w:t>
             </w:r>
@@ -2068,17 +2089,12 @@
           </w:tcPr>
           <w:p>
             <w:pPr>
+              <w:keepNext/>
               <w:spacing w:before="40" w:after="40"/>
             </w:pPr>
-            <w:r/>
             <w:r>
               <w:rPr>
-                <w:b w:val="1"/>
-                <w:color w:val="374151"/>
-                <w:sz w:val="20"/>
-                <w:rFonts w:ascii="IBM Plex Sans Thai" w:hAnsi="IBM Plex Sans Thai" w:cs="IBM Plex Sans Thai"/>
-                <w:szCs w:val="20"/>
-                <w:bCs w:val="1"/>
+                <w:b/>
               </w:rPr>
               <w:t>คีย์</w:t>
             </w:r>
@@ -2091,19 +2107,386 @@
           </w:tcPr>
           <w:p>
             <w:pPr>
+              <w:keepNext/>
+              <w:spacing w:before="40" w:after="40"/>
+            </w:pPr>
+            <w:r>
+              <w:rPr>
+                <w:b/>
+              </w:rPr>
+              <w:t>ทำอะไร</w:t>
+            </w:r>
+          </w:p>
+        </w:tc>
+      </w:tr>
+      <w:tr>
+        <w:tc>
+          <w:tcPr>
+            <w:tcW w:type="dxa" w:w="2016"/>
+          </w:tcPr>
+          <w:p>
+            <w:pPr>
+              <w:keepNext/>
               <w:spacing w:before="40" w:after="40"/>
             </w:pPr>
             <w:r/>
             <w:r>
               <w:rPr>
-                <w:b w:val="1"/>
+                <w:b w:val="0"/>
                 <w:color w:val="374151"/>
                 <w:sz w:val="20"/>
                 <w:rFonts w:ascii="IBM Plex Sans Thai" w:hAnsi="IBM Plex Sans Thai" w:cs="IBM Plex Sans Thai"/>
                 <w:szCs w:val="20"/>
-                <w:bCs w:val="1"/>
+                <w:bCs w:val="0"/>
               </w:rPr>
-              <w:t>ทำอะไร</w:t>
+              <w:t>เริ่มรอบใหม่</w:t>
+            </w:r>
+          </w:p>
+        </w:tc>
+        <w:tc>
+          <w:tcPr>
+            <w:tcW w:type="dxa" w:w="1152"/>
+          </w:tcPr>
+          <w:p>
+            <w:pPr>
+              <w:keepNext/>
+              <w:spacing w:before="40" w:after="40"/>
+            </w:pPr>
+            <w:r/>
+            <w:r>
+              <w:rPr>
+                <w:b w:val="0"/>
+                <w:color w:val="374151"/>
+                <w:sz w:val="20"/>
+                <w:rFonts w:ascii="IBM Plex Sans Thai" w:hAnsi="IBM Plex Sans Thai" w:cs="IBM Plex Sans Thai"/>
+                <w:szCs w:val="20"/>
+                <w:bCs w:val="0"/>
+              </w:rPr>
+              <w:t>R</w:t>
+            </w:r>
+          </w:p>
+        </w:tc>
+        <w:tc>
+          <w:tcPr>
+            <w:tcW w:type="dxa" w:w="6192"/>
+          </w:tcPr>
+          <w:p>
+            <w:pPr>
+              <w:keepNext/>
+              <w:spacing w:before="40" w:after="40"/>
+            </w:pPr>
+            <w:r>
+              <w:t>ล้างทุกอย่าง เริ่มนับใหม่</w:t>
+            </w:r>
+          </w:p>
+        </w:tc>
+      </w:tr>
+      <w:tr>
+        <w:tc>
+          <w:tcPr>
+            <w:tcW w:type="dxa" w:w="2016"/>
+          </w:tcPr>
+          <w:p>
+            <w:pPr>
+              <w:keepNext/>
+              <w:spacing w:before="40" w:after="40"/>
+            </w:pPr>
+            <w:r/>
+            <w:r>
+              <w:rPr>
+                <w:b w:val="0"/>
+                <w:color w:val="374151"/>
+                <w:sz w:val="20"/>
+                <w:rFonts w:ascii="IBM Plex Sans Thai" w:hAnsi="IBM Plex Sans Thai" w:cs="IBM Plex Sans Thai"/>
+                <w:szCs w:val="20"/>
+                <w:bCs w:val="0"/>
+              </w:rPr>
+              <w:t>ตั้งค่า</w:t>
+            </w:r>
+          </w:p>
+        </w:tc>
+        <w:tc>
+          <w:tcPr>
+            <w:tcW w:type="dxa" w:w="1152"/>
+          </w:tcPr>
+          <w:p>
+            <w:pPr>
+              <w:keepNext/>
+              <w:spacing w:before="40" w:after="40"/>
+            </w:pPr>
+            <w:r/>
+            <w:r>
+              <w:rPr>
+                <w:b w:val="0"/>
+                <w:color w:val="374151"/>
+                <w:sz w:val="20"/>
+                <w:rFonts w:ascii="IBM Plex Sans Thai" w:hAnsi="IBM Plex Sans Thai" w:cs="IBM Plex Sans Thai"/>
+                <w:szCs w:val="20"/>
+                <w:bCs w:val="0"/>
+              </w:rPr>
+              <w:t>T</w:t>
+            </w:r>
+          </w:p>
+        </w:tc>
+        <w:tc>
+          <w:tcPr>
+            <w:tcW w:type="dxa" w:w="6192"/>
+          </w:tcPr>
+          <w:p>
+            <w:pPr>
+              <w:keepNext/>
+              <w:spacing w:before="40" w:after="40"/>
+            </w:pPr>
+            <w:r>
+              <w:t>เปิด/ปิดหน้าต่างตั้งค่า</w:t>
+            </w:r>
+          </w:p>
+        </w:tc>
+      </w:tr>
+      <w:tr>
+        <w:tc>
+          <w:tcPr>
+            <w:tcW w:type="dxa" w:w="2016"/>
+          </w:tcPr>
+          <w:p>
+            <w:pPr>
+              <w:keepNext/>
+              <w:spacing w:before="40" w:after="40"/>
+            </w:pPr>
+            <w:r/>
+            <w:r>
+              <w:rPr>
+                <w:b w:val="0"/>
+                <w:color w:val="374151"/>
+                <w:sz w:val="20"/>
+                <w:rFonts w:ascii="IBM Plex Sans Thai" w:hAnsi="IBM Plex Sans Thai" w:cs="IBM Plex Sans Thai"/>
+                <w:szCs w:val="20"/>
+                <w:bCs w:val="0"/>
+              </w:rPr>
+              <w:t>กล้อง</w:t>
+            </w:r>
+          </w:p>
+        </w:tc>
+        <w:tc>
+          <w:tcPr>
+            <w:tcW w:type="dxa" w:w="1152"/>
+          </w:tcPr>
+          <w:p>
+            <w:pPr>
+              <w:keepNext/>
+              <w:spacing w:before="40" w:after="40"/>
+            </w:pPr>
+            <w:r/>
+            <w:r>
+              <w:rPr>
+                <w:b w:val="0"/>
+                <w:color w:val="374151"/>
+                <w:sz w:val="20"/>
+                <w:rFonts w:ascii="IBM Plex Sans Thai" w:hAnsi="IBM Plex Sans Thai" w:cs="IBM Plex Sans Thai"/>
+                <w:szCs w:val="20"/>
+                <w:bCs w:val="0"/>
+              </w:rPr>
+              <w:t>C</w:t>
+            </w:r>
+          </w:p>
+        </w:tc>
+        <w:tc>
+          <w:tcPr>
+            <w:tcW w:type="dxa" w:w="6192"/>
+          </w:tcPr>
+          <w:p>
+            <w:pPr>
+              <w:keepNext/>
+              <w:spacing w:before="40" w:after="40"/>
+            </w:pPr>
+            <w:r>
+              <w:t>เลือกกล้อง</w:t>
+            </w:r>
+          </w:p>
+        </w:tc>
+      </w:tr>
+      <w:tr>
+        <w:tc>
+          <w:tcPr>
+            <w:tcW w:type="dxa" w:w="2016"/>
+          </w:tcPr>
+          <w:p>
+            <w:pPr>
+              <w:keepNext/>
+              <w:spacing w:before="40" w:after="40"/>
+            </w:pPr>
+            <w:r/>
+            <w:r>
+              <w:rPr>
+                <w:b w:val="0"/>
+                <w:color w:val="374151"/>
+                <w:sz w:val="20"/>
+                <w:rFonts w:ascii="IBM Plex Sans Thai" w:hAnsi="IBM Plex Sans Thai" w:cs="IBM Plex Sans Thai"/>
+                <w:szCs w:val="20"/>
+                <w:bCs w:val="0"/>
+              </w:rPr>
+              <w:t>วาดใหม่</w:t>
+            </w:r>
+          </w:p>
+        </w:tc>
+        <w:tc>
+          <w:tcPr>
+            <w:tcW w:type="dxa" w:w="1152"/>
+          </w:tcPr>
+          <w:p>
+            <w:pPr>
+              <w:keepNext/>
+              <w:spacing w:before="40" w:after="40"/>
+            </w:pPr>
+            <w:r/>
+            <w:r>
+              <w:rPr>
+                <w:b w:val="0"/>
+                <w:color w:val="374151"/>
+                <w:sz w:val="20"/>
+                <w:rFonts w:ascii="IBM Plex Sans Thai" w:hAnsi="IBM Plex Sans Thai" w:cs="IBM Plex Sans Thai"/>
+                <w:szCs w:val="20"/>
+                <w:bCs w:val="0"/>
+              </w:rPr>
+              <w:t>X</w:t>
+            </w:r>
+          </w:p>
+        </w:tc>
+        <w:tc>
+          <w:tcPr>
+            <w:tcW w:type="dxa" w:w="6192"/>
+          </w:tcPr>
+          <w:p>
+            <w:pPr>
+              <w:keepNext/>
+              <w:spacing w:before="40" w:after="40"/>
+            </w:pPr>
+            <w:r>
+              <w:t>ล้างกรอบ A/B (เฉพาะโหมด zone)</w:t>
+            </w:r>
+          </w:p>
+        </w:tc>
+      </w:tr>
+      <w:tr>
+        <w:tc>
+          <w:tcPr>
+            <w:tcW w:type="dxa" w:w="2016"/>
+          </w:tcPr>
+          <w:p>
+            <w:pPr>
+              <w:keepNext/>
+              <w:spacing w:before="40" w:after="40"/>
+            </w:pPr>
+            <w:r/>
+            <w:r>
+              <w:rPr>
+                <w:b w:val="0"/>
+                <w:color w:val="374151"/>
+                <w:sz w:val="20"/>
+                <w:rFonts w:ascii="IBM Plex Sans Thai" w:hAnsi="IBM Plex Sans Thai" w:cs="IBM Plex Sans Thai"/>
+                <w:szCs w:val="20"/>
+                <w:bCs w:val="0"/>
+              </w:rPr>
+              <w:t>บันทึกภาพ</w:t>
+            </w:r>
+          </w:p>
+        </w:tc>
+        <w:tc>
+          <w:tcPr>
+            <w:tcW w:type="dxa" w:w="1152"/>
+          </w:tcPr>
+          <w:p>
+            <w:pPr>
+              <w:keepNext/>
+              <w:spacing w:before="40" w:after="40"/>
+            </w:pPr>
+            <w:r/>
+            <w:r>
+              <w:rPr>
+                <w:b w:val="0"/>
+                <w:color w:val="374151"/>
+                <w:sz w:val="20"/>
+                <w:rFonts w:ascii="IBM Plex Sans Thai" w:hAnsi="IBM Plex Sans Thai" w:cs="IBM Plex Sans Thai"/>
+                <w:szCs w:val="20"/>
+                <w:bCs w:val="0"/>
+              </w:rPr>
+              <w:t>S</w:t>
+            </w:r>
+          </w:p>
+        </w:tc>
+        <w:tc>
+          <w:tcPr>
+            <w:tcW w:type="dxa" w:w="6192"/>
+          </w:tcPr>
+          <w:p>
+            <w:pPr>
+              <w:keepNext/>
+              <w:spacing w:before="40" w:after="40"/>
+            </w:pPr>
+            <w:r>
+              <w:t>เซฟภาพ PNG ลงโฟลเดอร์ Pictures</w:t>
+            </w:r>
+          </w:p>
+        </w:tc>
+      </w:tr>
+      <w:tr>
+        <w:tc>
+          <w:tcPr>
+            <w:tcW w:type="dxa" w:w="2016"/>
+          </w:tcPr>
+          <w:p>
+            <w:pPr>
+              <w:keepNext/>
+              <w:spacing w:before="40" w:after="40"/>
+            </w:pPr>
+            <w:r/>
+            <w:r>
+              <w:rPr>
+                <w:b w:val="0"/>
+                <w:color w:val="374151"/>
+                <w:sz w:val="20"/>
+                <w:rFonts w:ascii="IBM Plex Sans Thai" w:hAnsi="IBM Plex Sans Thai" w:cs="IBM Plex Sans Thai"/>
+                <w:szCs w:val="20"/>
+                <w:bCs w:val="0"/>
+              </w:rPr>
+              <w:t>เต็มจอ</w:t>
+            </w:r>
+          </w:p>
+        </w:tc>
+        <w:tc>
+          <w:tcPr>
+            <w:tcW w:type="dxa" w:w="1152"/>
+          </w:tcPr>
+          <w:p>
+            <w:pPr>
+              <w:keepNext/>
+              <w:spacing w:before="40" w:after="40"/>
+            </w:pPr>
+            <w:r/>
+            <w:r>
+              <w:rPr>
+                <w:b w:val="0"/>
+                <w:color w:val="374151"/>
+                <w:sz w:val="20"/>
+                <w:rFonts w:ascii="IBM Plex Sans Thai" w:hAnsi="IBM Plex Sans Thai" w:cs="IBM Plex Sans Thai"/>
+                <w:szCs w:val="20"/>
+                <w:bCs w:val="0"/>
+              </w:rPr>
+              <w:t>F</w:t>
+            </w:r>
+          </w:p>
+        </w:tc>
+        <w:tc>
+          <w:tcPr>
+            <w:tcW w:type="dxa" w:w="6192"/>
+          </w:tcPr>
+          <w:p>
+            <w:pPr>
+              <w:keepNext/>
+              <w:spacing w:before="40" w:after="40"/>
+            </w:pPr>
+            <w:r>
+              <w:t>สลับเต็มจอ</w:t>
             </w:r>
           </w:p>
         </w:tc>
@@ -2125,415 +2508,7 @@
                 <w:sz w:val="20"/>
                 <w:rFonts w:ascii="IBM Plex Sans Thai" w:hAnsi="IBM Plex Sans Thai" w:cs="IBM Plex Sans Thai"/>
                 <w:szCs w:val="20"/>
-                <w:bCs w:val="1"/>
-              </w:rPr>
-              <w:t>เริ่มรอบใหม่</w:t>
-            </w:r>
-          </w:p>
-        </w:tc>
-        <w:tc>
-          <w:tcPr>
-            <w:tcW w:type="dxa" w:w="1152"/>
-          </w:tcPr>
-          <w:p>
-            <w:pPr>
-              <w:spacing w:before="40" w:after="40"/>
-            </w:pPr>
-            <w:r/>
-            <w:r>
-              <w:rPr>
-                <w:b w:val="0"/>
-                <w:color w:val="374151"/>
-                <w:sz w:val="20"/>
-                <w:rFonts w:ascii="IBM Plex Sans Thai" w:hAnsi="IBM Plex Sans Thai" w:cs="IBM Plex Sans Thai"/>
-                <w:szCs w:val="20"/>
-                <w:bCs w:val="1"/>
-              </w:rPr>
-              <w:t>R</w:t>
-            </w:r>
-          </w:p>
-        </w:tc>
-        <w:tc>
-          <w:tcPr>
-            <w:tcW w:type="dxa" w:w="6192"/>
-          </w:tcPr>
-          <w:p>
-            <w:pPr>
-              <w:spacing w:before="40" w:after="40"/>
-            </w:pPr>
-            <w:r/>
-            <w:r>
-              <w:rPr>
-                <w:b w:val="0"/>
-                <w:color w:val="374151"/>
-                <w:sz w:val="20"/>
-                <w:rFonts w:ascii="IBM Plex Sans Thai" w:hAnsi="IBM Plex Sans Thai" w:cs="IBM Plex Sans Thai"/>
-                <w:szCs w:val="20"/>
-                <w:bCs w:val="1"/>
-              </w:rPr>
-              <w:t>ล้างสถานะทุกอย่างของรอบปัจจุบัน (เช็กลิสต์/โซน) เริ่มนับใหม่</w:t>
-            </w:r>
-          </w:p>
-        </w:tc>
-      </w:tr>
-      <w:tr>
-        <w:tc>
-          <w:tcPr>
-            <w:tcW w:type="dxa" w:w="2016"/>
-          </w:tcPr>
-          <w:p>
-            <w:pPr>
-              <w:spacing w:before="40" w:after="40"/>
-            </w:pPr>
-            <w:r/>
-            <w:r>
-              <w:rPr>
-                <w:b w:val="0"/>
-                <w:color w:val="374151"/>
-                <w:sz w:val="20"/>
-                <w:rFonts w:ascii="IBM Plex Sans Thai" w:hAnsi="IBM Plex Sans Thai" w:cs="IBM Plex Sans Thai"/>
-                <w:szCs w:val="20"/>
-                <w:bCs w:val="1"/>
-              </w:rPr>
-              <w:t>ตั้งค่า</w:t>
-            </w:r>
-          </w:p>
-        </w:tc>
-        <w:tc>
-          <w:tcPr>
-            <w:tcW w:type="dxa" w:w="1152"/>
-          </w:tcPr>
-          <w:p>
-            <w:pPr>
-              <w:spacing w:before="40" w:after="40"/>
-            </w:pPr>
-            <w:r/>
-            <w:r>
-              <w:rPr>
-                <w:b w:val="0"/>
-                <w:color w:val="374151"/>
-                <w:sz w:val="20"/>
-                <w:rFonts w:ascii="IBM Plex Sans Thai" w:hAnsi="IBM Plex Sans Thai" w:cs="IBM Plex Sans Thai"/>
-                <w:szCs w:val="20"/>
-                <w:bCs w:val="1"/>
-              </w:rPr>
-              <w:t>T</w:t>
-            </w:r>
-          </w:p>
-        </w:tc>
-        <w:tc>
-          <w:tcPr>
-            <w:tcW w:type="dxa" w:w="6192"/>
-          </w:tcPr>
-          <w:p>
-            <w:pPr>
-              <w:spacing w:before="40" w:after="40"/>
-            </w:pPr>
-            <w:r/>
-            <w:r>
-              <w:rPr>
-                <w:b w:val="0"/>
-                <w:color w:val="374151"/>
-                <w:sz w:val="20"/>
-                <w:rFonts w:ascii="IBM Plex Sans Thai" w:hAnsi="IBM Plex Sans Thai" w:cs="IBM Plex Sans Thai"/>
-                <w:szCs w:val="20"/>
-                <w:bCs w:val="1"/>
-              </w:rPr>
-              <w:t>เปิด/ปิดหน้าต่างตั้งค่า</w:t>
-            </w:r>
-          </w:p>
-        </w:tc>
-      </w:tr>
-      <w:tr>
-        <w:tc>
-          <w:tcPr>
-            <w:tcW w:type="dxa" w:w="2016"/>
-          </w:tcPr>
-          <w:p>
-            <w:pPr>
-              <w:spacing w:before="40" w:after="40"/>
-            </w:pPr>
-            <w:r/>
-            <w:r>
-              <w:rPr>
-                <w:b w:val="0"/>
-                <w:color w:val="374151"/>
-                <w:sz w:val="20"/>
-                <w:rFonts w:ascii="IBM Plex Sans Thai" w:hAnsi="IBM Plex Sans Thai" w:cs="IBM Plex Sans Thai"/>
-                <w:szCs w:val="20"/>
-                <w:bCs w:val="1"/>
-              </w:rPr>
-              <w:t>กล้อง</w:t>
-            </w:r>
-          </w:p>
-        </w:tc>
-        <w:tc>
-          <w:tcPr>
-            <w:tcW w:type="dxa" w:w="1152"/>
-          </w:tcPr>
-          <w:p>
-            <w:pPr>
-              <w:spacing w:before="40" w:after="40"/>
-            </w:pPr>
-            <w:r/>
-            <w:r>
-              <w:rPr>
-                <w:b w:val="0"/>
-                <w:color w:val="374151"/>
-                <w:sz w:val="20"/>
-                <w:rFonts w:ascii="IBM Plex Sans Thai" w:hAnsi="IBM Plex Sans Thai" w:cs="IBM Plex Sans Thai"/>
-                <w:szCs w:val="20"/>
-                <w:bCs w:val="1"/>
-              </w:rPr>
-              <w:t>C</w:t>
-            </w:r>
-          </w:p>
-        </w:tc>
-        <w:tc>
-          <w:tcPr>
-            <w:tcW w:type="dxa" w:w="6192"/>
-          </w:tcPr>
-          <w:p>
-            <w:pPr>
-              <w:spacing w:before="40" w:after="40"/>
-            </w:pPr>
-            <w:r/>
-            <w:r>
-              <w:rPr>
-                <w:b w:val="0"/>
-                <w:color w:val="374151"/>
-                <w:sz w:val="20"/>
-                <w:rFonts w:ascii="IBM Plex Sans Thai" w:hAnsi="IBM Plex Sans Thai" w:cs="IBM Plex Sans Thai"/>
-                <w:szCs w:val="20"/>
-                <w:bCs w:val="1"/>
-              </w:rPr>
-              <w:t>เลือกกล้อง (ถ้ามีหลายตัว)</w:t>
-            </w:r>
-          </w:p>
-        </w:tc>
-      </w:tr>
-      <w:tr>
-        <w:tc>
-          <w:tcPr>
-            <w:tcW w:type="dxa" w:w="2016"/>
-          </w:tcPr>
-          <w:p>
-            <w:pPr>
-              <w:spacing w:before="40" w:after="40"/>
-            </w:pPr>
-            <w:r/>
-            <w:r>
-              <w:rPr>
-                <w:b w:val="0"/>
-                <w:color w:val="374151"/>
-                <w:sz w:val="20"/>
-                <w:rFonts w:ascii="IBM Plex Sans Thai" w:hAnsi="IBM Plex Sans Thai" w:cs="IBM Plex Sans Thai"/>
-                <w:szCs w:val="20"/>
-                <w:bCs w:val="1"/>
-              </w:rPr>
-              <w:t>วาดใหม่</w:t>
-            </w:r>
-          </w:p>
-        </w:tc>
-        <w:tc>
-          <w:tcPr>
-            <w:tcW w:type="dxa" w:w="1152"/>
-          </w:tcPr>
-          <w:p>
-            <w:pPr>
-              <w:spacing w:before="40" w:after="40"/>
-            </w:pPr>
-            <w:r/>
-            <w:r>
-              <w:rPr>
-                <w:b w:val="0"/>
-                <w:color w:val="374151"/>
-                <w:sz w:val="20"/>
-                <w:rFonts w:ascii="IBM Plex Sans Thai" w:hAnsi="IBM Plex Sans Thai" w:cs="IBM Plex Sans Thai"/>
-                <w:szCs w:val="20"/>
-                <w:bCs w:val="1"/>
-              </w:rPr>
-              <w:t>X</w:t>
-            </w:r>
-          </w:p>
-        </w:tc>
-        <w:tc>
-          <w:tcPr>
-            <w:tcW w:type="dxa" w:w="6192"/>
-          </w:tcPr>
-          <w:p>
-            <w:pPr>
-              <w:spacing w:before="40" w:after="40"/>
-            </w:pPr>
-            <w:r/>
-            <w:r>
-              <w:rPr>
-                <w:b w:val="0"/>
-                <w:color w:val="374151"/>
-                <w:sz w:val="20"/>
-                <w:rFonts w:ascii="IBM Plex Sans Thai" w:hAnsi="IBM Plex Sans Thai" w:cs="IBM Plex Sans Thai"/>
-                <w:szCs w:val="20"/>
-                <w:bCs w:val="1"/>
-              </w:rPr>
-              <w:t>ล้างกรอบ A/B แล้วเริ่มวาดใหม่ (เฉพาะโหมด zone)</w:t>
-            </w:r>
-          </w:p>
-        </w:tc>
-      </w:tr>
-      <w:tr>
-        <w:tc>
-          <w:tcPr>
-            <w:tcW w:type="dxa" w:w="2016"/>
-          </w:tcPr>
-          <w:p>
-            <w:pPr>
-              <w:spacing w:before="40" w:after="40"/>
-            </w:pPr>
-            <w:r/>
-            <w:r>
-              <w:rPr>
-                <w:b w:val="0"/>
-                <w:color w:val="374151"/>
-                <w:sz w:val="20"/>
-                <w:rFonts w:ascii="IBM Plex Sans Thai" w:hAnsi="IBM Plex Sans Thai" w:cs="IBM Plex Sans Thai"/>
-                <w:szCs w:val="20"/>
-                <w:bCs w:val="1"/>
-              </w:rPr>
-              <w:t>บันทึกภาพ</w:t>
-            </w:r>
-          </w:p>
-        </w:tc>
-        <w:tc>
-          <w:tcPr>
-            <w:tcW w:type="dxa" w:w="1152"/>
-          </w:tcPr>
-          <w:p>
-            <w:pPr>
-              <w:spacing w:before="40" w:after="40"/>
-            </w:pPr>
-            <w:r/>
-            <w:r>
-              <w:rPr>
-                <w:b w:val="0"/>
-                <w:color w:val="374151"/>
-                <w:sz w:val="20"/>
-                <w:rFonts w:ascii="IBM Plex Sans Thai" w:hAnsi="IBM Plex Sans Thai" w:cs="IBM Plex Sans Thai"/>
-                <w:szCs w:val="20"/>
-                <w:bCs w:val="1"/>
-              </w:rPr>
-              <w:t>S</w:t>
-            </w:r>
-          </w:p>
-        </w:tc>
-        <w:tc>
-          <w:tcPr>
-            <w:tcW w:type="dxa" w:w="6192"/>
-          </w:tcPr>
-          <w:p>
-            <w:pPr>
-              <w:spacing w:before="40" w:after="40"/>
-            </w:pPr>
-            <w:r/>
-            <w:r>
-              <w:rPr>
-                <w:b w:val="0"/>
-                <w:color w:val="374151"/>
-                <w:sz w:val="20"/>
-                <w:rFonts w:ascii="IBM Plex Sans Thai" w:hAnsi="IBM Plex Sans Thai" w:cs="IBM Plex Sans Thai"/>
-                <w:szCs w:val="20"/>
-                <w:bCs w:val="1"/>
-              </w:rPr>
-              <w:t>เซฟภาพจากกล้องเป็น PNG ลงโฟลเดอร์ Pictures</w:t>
-            </w:r>
-          </w:p>
-        </w:tc>
-      </w:tr>
-      <w:tr>
-        <w:tc>
-          <w:tcPr>
-            <w:tcW w:type="dxa" w:w="2016"/>
-          </w:tcPr>
-          <w:p>
-            <w:pPr>
-              <w:spacing w:before="40" w:after="40"/>
-            </w:pPr>
-            <w:r/>
-            <w:r>
-              <w:rPr>
-                <w:b w:val="0"/>
-                <w:color w:val="374151"/>
-                <w:sz w:val="20"/>
-                <w:rFonts w:ascii="IBM Plex Sans Thai" w:hAnsi="IBM Plex Sans Thai" w:cs="IBM Plex Sans Thai"/>
-                <w:szCs w:val="20"/>
-                <w:bCs w:val="1"/>
-              </w:rPr>
-              <w:t>เต็มจอ</w:t>
-            </w:r>
-          </w:p>
-        </w:tc>
-        <w:tc>
-          <w:tcPr>
-            <w:tcW w:type="dxa" w:w="1152"/>
-          </w:tcPr>
-          <w:p>
-            <w:pPr>
-              <w:spacing w:before="40" w:after="40"/>
-            </w:pPr>
-            <w:r/>
-            <w:r>
-              <w:rPr>
-                <w:b w:val="0"/>
-                <w:color w:val="374151"/>
-                <w:sz w:val="20"/>
-                <w:rFonts w:ascii="IBM Plex Sans Thai" w:hAnsi="IBM Plex Sans Thai" w:cs="IBM Plex Sans Thai"/>
-                <w:szCs w:val="20"/>
-                <w:bCs w:val="1"/>
-              </w:rPr>
-              <w:t>F</w:t>
-            </w:r>
-          </w:p>
-        </w:tc>
-        <w:tc>
-          <w:tcPr>
-            <w:tcW w:type="dxa" w:w="6192"/>
-          </w:tcPr>
-          <w:p>
-            <w:pPr>
-              <w:spacing w:before="40" w:after="40"/>
-            </w:pPr>
-            <w:r/>
-            <w:r>
-              <w:rPr>
-                <w:b w:val="0"/>
-                <w:color w:val="374151"/>
-                <w:sz w:val="20"/>
-                <w:rFonts w:ascii="IBM Plex Sans Thai" w:hAnsi="IBM Plex Sans Thai" w:cs="IBM Plex Sans Thai"/>
-                <w:szCs w:val="20"/>
-                <w:bCs w:val="1"/>
-              </w:rPr>
-              <w:t>สลับโหมดเต็มจอ</w:t>
-            </w:r>
-          </w:p>
-        </w:tc>
-      </w:tr>
-      <w:tr>
-        <w:tc>
-          <w:tcPr>
-            <w:tcW w:type="dxa" w:w="2016"/>
-          </w:tcPr>
-          <w:p>
-            <w:pPr>
-              <w:spacing w:before="40" w:after="40"/>
-            </w:pPr>
-            <w:r/>
-            <w:r>
-              <w:rPr>
-                <w:b w:val="0"/>
-                <w:color w:val="374151"/>
-                <w:sz w:val="20"/>
-                <w:rFonts w:ascii="IBM Plex Sans Thai" w:hAnsi="IBM Plex Sans Thai" w:cs="IBM Plex Sans Thai"/>
-                <w:szCs w:val="20"/>
-                <w:bCs w:val="1"/>
+                <w:bCs w:val="0"/>
               </w:rPr>
               <w:t>ออก</w:t>
             </w:r>
@@ -2555,7 +2530,7 @@
                 <w:sz w:val="20"/>
                 <w:rFonts w:ascii="IBM Plex Sans Thai" w:hAnsi="IBM Plex Sans Thai" w:cs="IBM Plex Sans Thai"/>
                 <w:szCs w:val="20"/>
-                <w:bCs w:val="1"/>
+                <w:bCs w:val="0"/>
               </w:rPr>
               <w:t>Q</w:t>
             </w:r>
@@ -2569,16 +2544,7 @@
             <w:pPr>
               <w:spacing w:before="40" w:after="40"/>
             </w:pPr>
-            <w:r/>
             <w:r>
-              <w:rPr>
-                <w:b w:val="0"/>
-                <w:color w:val="374151"/>
-                <w:sz w:val="20"/>
-                <w:rFonts w:ascii="IBM Plex Sans Thai" w:hAnsi="IBM Plex Sans Thai" w:cs="IBM Plex Sans Thai"/>
-                <w:szCs w:val="20"/>
-                <w:bCs w:val="1"/>
-              </w:rPr>
               <w:t>ปิดโปรแกรม</w:t>
             </w:r>
           </w:p>
@@ -2592,6 +2558,7 @@
     </w:p>
     <w:p>
       <w:pPr>
+        <w:keepNext/>
         <w:spacing w:before="120" w:after="40" w:line="324" w:lineRule="auto"/>
       </w:pPr>
       <w:r>
@@ -2632,17 +2599,12 @@
           </w:tcPr>
           <w:p>
             <w:pPr>
+              <w:keepNext/>
               <w:spacing w:before="40" w:after="40"/>
             </w:pPr>
-            <w:r/>
             <w:r>
               <w:rPr>
-                <w:b w:val="1"/>
-                <w:color w:val="374151"/>
-                <w:sz w:val="20"/>
-                <w:rFonts w:ascii="IBM Plex Sans Thai" w:hAnsi="IBM Plex Sans Thai" w:cs="IBM Plex Sans Thai"/>
-                <w:szCs w:val="20"/>
-                <w:bCs w:val="1"/>
+                <w:b/>
               </w:rPr>
               <w:t>การกระทำ</w:t>
             </w:r>
@@ -2655,19 +2617,131 @@
           </w:tcPr>
           <w:p>
             <w:pPr>
+              <w:keepNext/>
+              <w:spacing w:before="40" w:after="40"/>
+            </w:pPr>
+            <w:r>
+              <w:rPr>
+                <w:b/>
+              </w:rPr>
+              <w:t>ผลลัพธ์</w:t>
+            </w:r>
+          </w:p>
+        </w:tc>
+      </w:tr>
+      <w:tr>
+        <w:tc>
+          <w:tcPr>
+            <w:tcW w:type="dxa" w:w="3312"/>
+          </w:tcPr>
+          <w:p>
+            <w:pPr>
+              <w:keepNext/>
               <w:spacing w:before="40" w:after="40"/>
             </w:pPr>
             <w:r/>
             <w:r>
               <w:rPr>
-                <w:b w:val="1"/>
+                <w:b w:val="0"/>
                 <w:color w:val="374151"/>
                 <w:sz w:val="20"/>
                 <w:rFonts w:ascii="IBM Plex Sans Thai" w:hAnsi="IBM Plex Sans Thai" w:cs="IBM Plex Sans Thai"/>
                 <w:szCs w:val="20"/>
-                <w:bCs w:val="1"/>
+                <w:bCs w:val="0"/>
               </w:rPr>
-              <w:t>ผลลัพธ์</w:t>
+              <w:t>คลิกซ้าย</w:t>
+            </w:r>
+          </w:p>
+        </w:tc>
+        <w:tc>
+          <w:tcPr>
+            <w:tcW w:type="dxa" w:w="6048"/>
+          </w:tcPr>
+          <w:p>
+            <w:pPr>
+              <w:keepNext/>
+              <w:spacing w:before="40" w:after="40"/>
+            </w:pPr>
+            <w:r>
+              <w:t>วางมุมกรอบ</w:t>
+            </w:r>
+          </w:p>
+        </w:tc>
+      </w:tr>
+      <w:tr>
+        <w:tc>
+          <w:tcPr>
+            <w:tcW w:type="dxa" w:w="3312"/>
+          </w:tcPr>
+          <w:p>
+            <w:pPr>
+              <w:keepNext/>
+              <w:spacing w:before="40" w:after="40"/>
+            </w:pPr>
+            <w:r/>
+            <w:r>
+              <w:rPr>
+                <w:b w:val="0"/>
+                <w:color w:val="374151"/>
+                <w:sz w:val="20"/>
+                <w:rFonts w:ascii="IBM Plex Sans Thai" w:hAnsi="IBM Plex Sans Thai" w:cs="IBM Plex Sans Thai"/>
+                <w:szCs w:val="20"/>
+                <w:bCs w:val="0"/>
+              </w:rPr>
+              <w:t>ดับเบิลคลิก หรือ Enter</w:t>
+            </w:r>
+          </w:p>
+        </w:tc>
+        <w:tc>
+          <w:tcPr>
+            <w:tcW w:type="dxa" w:w="6048"/>
+          </w:tcPr>
+          <w:p>
+            <w:pPr>
+              <w:keepNext/>
+              <w:spacing w:before="40" w:after="40"/>
+            </w:pPr>
+            <w:r>
+              <w:t>ปิดกรอบ</w:t>
+            </w:r>
+          </w:p>
+        </w:tc>
+      </w:tr>
+      <w:tr>
+        <w:tc>
+          <w:tcPr>
+            <w:tcW w:type="dxa" w:w="3312"/>
+          </w:tcPr>
+          <w:p>
+            <w:pPr>
+              <w:keepNext/>
+              <w:spacing w:before="40" w:after="40"/>
+            </w:pPr>
+            <w:r/>
+            <w:r>
+              <w:rPr>
+                <w:b w:val="0"/>
+                <w:color w:val="374151"/>
+                <w:sz w:val="20"/>
+                <w:rFonts w:ascii="IBM Plex Sans Thai" w:hAnsi="IBM Plex Sans Thai" w:cs="IBM Plex Sans Thai"/>
+                <w:szCs w:val="20"/>
+                <w:bCs w:val="0"/>
+              </w:rPr>
+              <w:t>คลิกขวา หรือ Backspace</w:t>
+            </w:r>
+          </w:p>
+        </w:tc>
+        <w:tc>
+          <w:tcPr>
+            <w:tcW w:type="dxa" w:w="6048"/>
+          </w:tcPr>
+          <w:p>
+            <w:pPr>
+              <w:keepNext/>
+              <w:spacing w:before="40" w:after="40"/>
+            </w:pPr>
+            <w:r>
+              <w:t>ย้อนจุดล่าสุด</w:t>
             </w:r>
           </w:p>
         </w:tc>
@@ -2689,145 +2763,7 @@
                 <w:sz w:val="20"/>
                 <w:rFonts w:ascii="IBM Plex Sans Thai" w:hAnsi="IBM Plex Sans Thai" w:cs="IBM Plex Sans Thai"/>
                 <w:szCs w:val="20"/>
-                <w:bCs w:val="1"/>
-              </w:rPr>
-              <w:t>คลิกซ้าย</w:t>
-            </w:r>
-          </w:p>
-        </w:tc>
-        <w:tc>
-          <w:tcPr>
-            <w:tcW w:type="dxa" w:w="6048"/>
-          </w:tcPr>
-          <w:p>
-            <w:pPr>
-              <w:spacing w:before="40" w:after="40"/>
-            </w:pPr>
-            <w:r/>
-            <w:r>
-              <w:rPr>
-                <w:b w:val="0"/>
-                <w:color w:val="374151"/>
-                <w:sz w:val="20"/>
-                <w:rFonts w:ascii="IBM Plex Sans Thai" w:hAnsi="IBM Plex Sans Thai" w:cs="IBM Plex Sans Thai"/>
-                <w:szCs w:val="20"/>
-                <w:bCs w:val="1"/>
-              </w:rPr>
-              <w:t>วางมุมกรอบหนึ่งจุด</w:t>
-            </w:r>
-          </w:p>
-        </w:tc>
-      </w:tr>
-      <w:tr>
-        <w:tc>
-          <w:tcPr>
-            <w:tcW w:type="dxa" w:w="3312"/>
-          </w:tcPr>
-          <w:p>
-            <w:pPr>
-              <w:spacing w:before="40" w:after="40"/>
-            </w:pPr>
-            <w:r/>
-            <w:r>
-              <w:rPr>
-                <w:b w:val="0"/>
-                <w:color w:val="374151"/>
-                <w:sz w:val="20"/>
-                <w:rFonts w:ascii="IBM Plex Sans Thai" w:hAnsi="IBM Plex Sans Thai" w:cs="IBM Plex Sans Thai"/>
-                <w:szCs w:val="20"/>
-                <w:bCs w:val="1"/>
-              </w:rPr>
-              <w:t>ดับเบิลคลิก หรือ Enter</w:t>
-            </w:r>
-          </w:p>
-        </w:tc>
-        <w:tc>
-          <w:tcPr>
-            <w:tcW w:type="dxa" w:w="6048"/>
-          </w:tcPr>
-          <w:p>
-            <w:pPr>
-              <w:spacing w:before="40" w:after="40"/>
-            </w:pPr>
-            <w:r/>
-            <w:r>
-              <w:rPr>
-                <w:b w:val="0"/>
-                <w:color w:val="374151"/>
-                <w:sz w:val="20"/>
-                <w:rFonts w:ascii="IBM Plex Sans Thai" w:hAnsi="IBM Plex Sans Thai" w:cs="IBM Plex Sans Thai"/>
-                <w:szCs w:val="20"/>
-                <w:bCs w:val="1"/>
-              </w:rPr>
-              <w:t>ปิดกรอบ</w:t>
-            </w:r>
-          </w:p>
-        </w:tc>
-      </w:tr>
-      <w:tr>
-        <w:tc>
-          <w:tcPr>
-            <w:tcW w:type="dxa" w:w="3312"/>
-          </w:tcPr>
-          <w:p>
-            <w:pPr>
-              <w:spacing w:before="40" w:after="40"/>
-            </w:pPr>
-            <w:r/>
-            <w:r>
-              <w:rPr>
-                <w:b w:val="0"/>
-                <w:color w:val="374151"/>
-                <w:sz w:val="20"/>
-                <w:rFonts w:ascii="IBM Plex Sans Thai" w:hAnsi="IBM Plex Sans Thai" w:cs="IBM Plex Sans Thai"/>
-                <w:szCs w:val="20"/>
-                <w:bCs w:val="1"/>
-              </w:rPr>
-              <w:t>คลิกขวา หรือ Backspace</w:t>
-            </w:r>
-          </w:p>
-        </w:tc>
-        <w:tc>
-          <w:tcPr>
-            <w:tcW w:type="dxa" w:w="6048"/>
-          </w:tcPr>
-          <w:p>
-            <w:pPr>
-              <w:spacing w:before="40" w:after="40"/>
-            </w:pPr>
-            <w:r/>
-            <w:r>
-              <w:rPr>
-                <w:b w:val="0"/>
-                <w:color w:val="374151"/>
-                <w:sz w:val="20"/>
-                <w:rFonts w:ascii="IBM Plex Sans Thai" w:hAnsi="IBM Plex Sans Thai" w:cs="IBM Plex Sans Thai"/>
-                <w:szCs w:val="20"/>
-                <w:bCs w:val="1"/>
-              </w:rPr>
-              <w:t>ย้อนจุดล่าสุดออกทีละจุด</w:t>
-            </w:r>
-          </w:p>
-        </w:tc>
-      </w:tr>
-      <w:tr>
-        <w:tc>
-          <w:tcPr>
-            <w:tcW w:type="dxa" w:w="3312"/>
-          </w:tcPr>
-          <w:p>
-            <w:pPr>
-              <w:spacing w:before="40" w:after="40"/>
-            </w:pPr>
-            <w:r/>
-            <w:r>
-              <w:rPr>
-                <w:b w:val="0"/>
-                <w:color w:val="374151"/>
-                <w:sz w:val="20"/>
-                <w:rFonts w:ascii="IBM Plex Sans Thai" w:hAnsi="IBM Plex Sans Thai" w:cs="IBM Plex Sans Thai"/>
-                <w:szCs w:val="20"/>
-                <w:bCs w:val="1"/>
+                <w:bCs w:val="0"/>
               </w:rPr>
               <w:t>Esc</w:t>
             </w:r>
@@ -2841,17 +2777,8 @@
             <w:pPr>
               <w:spacing w:before="40" w:after="40"/>
             </w:pPr>
-            <w:r/>
             <w:r>
-              <w:rPr>
-                <w:b w:val="0"/>
-                <w:color w:val="374151"/>
-                <w:sz w:val="20"/>
-                <w:rFonts w:ascii="IBM Plex Sans Thai" w:hAnsi="IBM Plex Sans Thai" w:cs="IBM Plex Sans Thai"/>
-                <w:szCs w:val="20"/>
-                <w:bCs w:val="1"/>
-              </w:rPr>
-              <w:t>ล้างจุดที่วาดค้าง (กดซ้ำเมื่อไม่มีจุด = ออกจากโหมด zone)</w:t>
+              <w:t>ล้างจุดที่วาด (กดซ้ำ = ออกจากโหมด zone)</w:t>
             </w:r>
           </w:p>
         </w:tc>
@@ -2864,6 +2791,7 @@
     </w:p>
     <w:p>
       <w:pPr>
+        <w:keepNext/>
         <w:spacing w:before="320" w:after="120" w:line="324" w:lineRule="auto"/>
       </w:pPr>
       <w:r>
@@ -2891,7 +2819,7 @@
           <w:szCs w:val="22"/>
           <w:bCs w:val="1"/>
         </w:rPr>
-        <w:t xml:space="preserve">ขั้นตอนที่ 1 — </w:t>
+        <w:t>ขั้นตอนที่ 1 — กล้องหลุด</w:t>
       </w:r>
       <w:r>
         <w:rPr>
@@ -2900,20 +2828,9 @@
           <w:sz w:val="22"/>
           <w:rFonts w:ascii="IBM Plex Sans Thai" w:hAnsi="IBM Plex Sans Thai" w:cs="IBM Plex Sans Thai"/>
           <w:szCs w:val="22"/>
-          <w:bCs w:val="1"/>
+          <w:bCs w:val="0"/>
         </w:rPr>
-        <w:t xml:space="preserve">กล้องหลุด </w:t>
-      </w:r>
-      <w:r>
-        <w:rPr>
-          <w:b w:val="0"/>
-          <w:color w:val="374151"/>
-          <w:sz w:val="22"/>
-          <w:rFonts w:ascii="IBM Plex Sans Thai" w:hAnsi="IBM Plex Sans Thai" w:cs="IBM Plex Sans Thai"/>
-          <w:szCs w:val="22"/>
-          <w:bCs w:val="1"/>
-        </w:rPr>
-        <w:t>ภาพจะเปลี่ยนเป็นจอรอพร้อมข้อความ “กำลังเชื่อมต่อกล้อง…” (ภาพที่ 7) โปรแกรมพยายามต่อเองทุกวินาที — เสียบกล้องกลับก็กลับมาโดยไม่ต้องปิดโปรแกรม</w:t>
+        <w:t xml:space="preserve">  ขึ้นจอรอ แล้วต่อใหม่เองทุกวินาที เสียบกล้องกลับได้เลย (ภาพที่ 7)</w:t>
       </w:r>
     </w:p>
     <w:p>
@@ -2929,7 +2846,7 @@
           <w:szCs w:val="22"/>
           <w:bCs w:val="1"/>
         </w:rPr>
-        <w:t xml:space="preserve">ขั้นตอนที่ 2 — </w:t>
+        <w:t>ขั้นตอนที่ 2 — เริ่มล็อตใหม่</w:t>
       </w:r>
       <w:r>
         <w:rPr>
@@ -2938,20 +2855,9 @@
           <w:sz w:val="22"/>
           <w:rFonts w:ascii="IBM Plex Sans Thai" w:hAnsi="IBM Plex Sans Thai" w:cs="IBM Plex Sans Thai"/>
           <w:szCs w:val="22"/>
-          <w:bCs w:val="1"/>
+          <w:bCs w:val="0"/>
         </w:rPr>
-        <w:t xml:space="preserve">เริ่มล็อตใหม่ </w:t>
-      </w:r>
-      <w:r>
-        <w:rPr>
-          <w:b w:val="0"/>
-          <w:color w:val="374151"/>
-          <w:sz w:val="22"/>
-          <w:rFonts w:ascii="IBM Plex Sans Thai" w:hAnsi="IBM Plex Sans Thai" w:cs="IBM Plex Sans Thai"/>
-          <w:szCs w:val="22"/>
-          <w:bCs w:val="1"/>
-        </w:rPr>
-        <w:t>กด เริ่มรอบตรวจใหม่ (R) — ล้างรายการและสถานะทั้งหมดเพื่อเริ่มนับชุดใหม่</w:t>
+        <w:t xml:space="preserve">  กด เริ่มรอบตรวจใหม่ (R)</w:t>
       </w:r>
     </w:p>
     <w:p>
@@ -2967,7 +2873,7 @@
           <w:szCs w:val="22"/>
           <w:bCs w:val="1"/>
         </w:rPr>
-        <w:t xml:space="preserve">ขั้นตอนที่ 3 — </w:t>
+        <w:t>ขั้นตอนที่ 3 — เก็บหลักฐาน</w:t>
       </w:r>
       <w:r>
         <w:rPr>
@@ -2976,20 +2882,9 @@
           <w:sz w:val="22"/>
           <w:rFonts w:ascii="IBM Plex Sans Thai" w:hAnsi="IBM Plex Sans Thai" w:cs="IBM Plex Sans Thai"/>
           <w:szCs w:val="22"/>
-          <w:bCs w:val="1"/>
+          <w:bCs w:val="0"/>
         </w:rPr>
-        <w:t xml:space="preserve">เก็บหลักฐาน </w:t>
-      </w:r>
-      <w:r>
-        <w:rPr>
-          <w:b w:val="0"/>
-          <w:color w:val="374151"/>
-          <w:sz w:val="22"/>
-          <w:rFonts w:ascii="IBM Plex Sans Thai" w:hAnsi="IBM Plex Sans Thai" w:cs="IBM Plex Sans Thai"/>
-          <w:szCs w:val="22"/>
-          <w:bCs w:val="1"/>
-        </w:rPr>
-        <w:t>กด บันทึกภาพ (S) ภาพปัจจุบันจะถูกเซฟไว้ให้ดูย้อนหลัง</w:t>
+        <w:t xml:space="preserve">  กด บันทึกภาพ (S)</w:t>
       </w:r>
     </w:p>
     <w:p>
@@ -3044,13 +2939,14 @@
           <w:sz w:val="18"/>
           <w:rFonts w:ascii="IBM Plex Sans Thai" w:hAnsi="IBM Plex Sans Thai" w:cs="IBM Plex Sans Thai"/>
           <w:szCs w:val="18"/>
-          <w:bCs w:val="1"/>
+          <w:bCs w:val="0"/>
         </w:rPr>
-        <w:t>ภาพที่ 7  กล้องหลุด — โปรแกรมกำลังต่อใหม่เอง</w:t>
+        <w:t>ภาพที่ 7  กล้องหลุด — กำลังต่อใหม่เอง</w:t>
       </w:r>
     </w:p>
     <w:p>
       <w:pPr>
+        <w:keepNext/>
         <w:spacing w:before="320" w:after="120" w:line="324" w:lineRule="auto"/>
       </w:pPr>
       <w:r>
@@ -3091,17 +2987,12 @@
           </w:tcPr>
           <w:p>
             <w:pPr>
+              <w:keepNext/>
               <w:spacing w:before="40" w:after="40"/>
             </w:pPr>
-            <w:r/>
             <w:r>
               <w:rPr>
-                <w:b w:val="1"/>
-                <w:color w:val="374151"/>
-                <w:sz w:val="20"/>
-                <w:rFonts w:ascii="IBM Plex Sans Thai" w:hAnsi="IBM Plex Sans Thai" w:cs="IBM Plex Sans Thai"/>
-                <w:szCs w:val="20"/>
-                <w:bCs w:val="1"/>
+                <w:b/>
               </w:rPr>
               <w:t>อาการ</w:t>
             </w:r>
@@ -3114,17 +3005,12 @@
           </w:tcPr>
           <w:p>
             <w:pPr>
+              <w:keepNext/>
               <w:spacing w:before="40" w:after="40"/>
             </w:pPr>
-            <w:r/>
             <w:r>
               <w:rPr>
-                <w:b w:val="1"/>
-                <w:color w:val="374151"/>
-                <w:sz w:val="20"/>
-                <w:rFonts w:ascii="IBM Plex Sans Thai" w:hAnsi="IBM Plex Sans Thai" w:cs="IBM Plex Sans Thai"/>
-                <w:szCs w:val="20"/>
-                <w:bCs w:val="1"/>
+                <w:b/>
               </w:rPr>
               <w:t>วิธีแก้</w:t>
             </w:r>
@@ -3138,18 +3024,10 @@
           </w:tcPr>
           <w:p>
             <w:pPr>
+              <w:keepNext/>
               <w:spacing w:before="40" w:after="40"/>
             </w:pPr>
-            <w:r/>
             <w:r>
-              <w:rPr>
-                <w:b w:val="0"/>
-                <w:color w:val="374151"/>
-                <w:sz w:val="20"/>
-                <w:rFonts w:ascii="IBM Plex Sans Thai" w:hAnsi="IBM Plex Sans Thai" w:cs="IBM Plex Sans Thai"/>
-                <w:szCs w:val="20"/>
-                <w:bCs w:val="1"/>
-              </w:rPr>
               <w:t>จับแก้วไม่ครบ / กรอบกระพริบ</w:t>
             </w:r>
           </w:p>
@@ -3160,19 +3038,71 @@
           </w:tcPr>
           <w:p>
             <w:pPr>
+              <w:keepNext/>
               <w:spacing w:before="40" w:after="40"/>
             </w:pPr>
-            <w:r/>
             <w:r>
-              <w:rPr>
-                <w:b w:val="0"/>
-                <w:color w:val="374151"/>
-                <w:sz w:val="20"/>
-                <w:rFonts w:ascii="IBM Plex Sans Thai" w:hAnsi="IBM Plex Sans Thai" w:cs="IBM Plex Sans Thai"/>
-                <w:szCs w:val="20"/>
-                <w:bCs w:val="1"/>
-              </w:rPr>
-              <w:t>ลดค่า “เกณฑ์ conf · cup” ในหน้าตั้งค่า · ปรับมุมกล้องให้เห็นแก้วเต็มใบ แสงไม่สว่างเกิน</w:t>
+              <w:t>ลดค่า conf ในตั้งค่า · ปรับมุมกล้องให้เห็นแก้วเต็มใบ</w:t>
+            </w:r>
+          </w:p>
+        </w:tc>
+      </w:tr>
+      <w:tr>
+        <w:tc>
+          <w:tcPr>
+            <w:tcW w:type="dxa" w:w="3456"/>
+          </w:tcPr>
+          <w:p>
+            <w:pPr>
+              <w:keepNext/>
+              <w:spacing w:before="40" w:after="40"/>
+            </w:pPr>
+            <w:r>
+              <w:t>ถือแล้วไม่ติ๊ก</w:t>
+            </w:r>
+          </w:p>
+        </w:tc>
+        <w:tc>
+          <w:tcPr>
+            <w:tcW w:type="dxa" w:w="5904"/>
+          </w:tcPr>
+          <w:p>
+            <w:pPr>
+              <w:keepNext/>
+              <w:spacing w:before="40" w:after="40"/>
+            </w:pPr>
+            <w:r>
+              <w:t>ต้องกำแก้วจริง ไม่ใช่แค่ชี้ · ลองปรับ “เวลาถือ”</w:t>
+            </w:r>
+          </w:p>
+        </w:tc>
+      </w:tr>
+      <w:tr>
+        <w:tc>
+          <w:tcPr>
+            <w:tcW w:type="dxa" w:w="3456"/>
+          </w:tcPr>
+          <w:p>
+            <w:pPr>
+              <w:keepNext/>
+              <w:spacing w:before="40" w:after="40"/>
+            </w:pPr>
+            <w:r>
+              <w:t>FPS ต่ำ</w:t>
+            </w:r>
+          </w:p>
+        </w:tc>
+        <w:tc>
+          <w:tcPr>
+            <w:tcW w:type="dxa" w:w="5904"/>
+          </w:tcPr>
+          <w:p>
+            <w:pPr>
+              <w:keepNext/>
+              <w:spacing w:before="40" w:after="40"/>
+            </w:pPr>
+            <w:r>
+              <w:t>ปิดโปรแกรมอื่นที่กินเครื่อง (เครื่องไม่มี GPU จะช้ากว่า)</w:t>
             </w:r>
           </w:p>
         </w:tc>
@@ -3186,17 +3116,8 @@
             <w:pPr>
               <w:spacing w:before="40" w:after="40"/>
             </w:pPr>
-            <w:r/>
             <w:r>
-              <w:rPr>
-                <w:b w:val="0"/>
-                <w:color w:val="374151"/>
-                <w:sz w:val="20"/>
-                <w:rFonts w:ascii="IBM Plex Sans Thai" w:hAnsi="IBM Plex Sans Thai" w:cs="IBM Plex Sans Thai"/>
-                <w:szCs w:val="20"/>
-                <w:bCs w:val="1"/>
-              </w:rPr>
-              <w:t>ไม่นับว่าตรวจแล้วแม้ถือแล้ว</w:t>
+              <w:t>โปรแกรมดับ / ผิดปกติ</w:t>
             </w:r>
           </w:p>
         </w:tc>
@@ -3208,109 +3129,8 @@
             <w:pPr>
               <w:spacing w:before="40" w:after="40"/>
             </w:pPr>
-            <w:r/>
             <w:r>
-              <w:rPr>
-                <w:b w:val="0"/>
-                <w:color w:val="374151"/>
-                <w:sz w:val="20"/>
-                <w:rFonts w:ascii="IBM Plex Sans Thai" w:hAnsi="IBM Plex Sans Thai" w:cs="IBM Plex Sans Thai"/>
-                <w:szCs w:val="20"/>
-                <w:bCs w:val="1"/>
-              </w:rPr>
-              <w:t>ตรวจว่ามือจับแก้วจริง (ไม่แค่ชี้) · เพิ่ม/ลด “เวลาถือก่อนตรวจแล้ว” ตามงานจริง</w:t>
-            </w:r>
-          </w:p>
-        </w:tc>
-      </w:tr>
-      <w:tr>
-        <w:tc>
-          <w:tcPr>
-            <w:tcW w:type="dxa" w:w="3456"/>
-          </w:tcPr>
-          <w:p>
-            <w:pPr>
-              <w:spacing w:before="40" w:after="40"/>
-            </w:pPr>
-            <w:r/>
-            <w:r>
-              <w:rPr>
-                <w:b w:val="0"/>
-                <w:color w:val="374151"/>
-                <w:sz w:val="20"/>
-                <w:rFonts w:ascii="IBM Plex Sans Thai" w:hAnsi="IBM Plex Sans Thai" w:cs="IBM Plex Sans Thai"/>
-                <w:szCs w:val="20"/>
-                <w:bCs w:val="1"/>
-              </w:rPr>
-              <w:t>เลข FPS ต่ำมาก</w:t>
-            </w:r>
-          </w:p>
-        </w:tc>
-        <w:tc>
-          <w:tcPr>
-            <w:tcW w:type="dxa" w:w="5904"/>
-          </w:tcPr>
-          <w:p>
-            <w:pPr>
-              <w:spacing w:before="40" w:after="40"/>
-            </w:pPr>
-            <w:r/>
-            <w:r>
-              <w:rPr>
-                <w:b w:val="0"/>
-                <w:color w:val="374151"/>
-                <w:sz w:val="20"/>
-                <w:rFonts w:ascii="IBM Plex Sans Thai" w:hAnsi="IBM Plex Sans Thai" w:cs="IBM Plex Sans Thai"/>
-                <w:szCs w:val="20"/>
-                <w:bCs w:val="1"/>
-              </w:rPr>
-              <w:t>ปิดโปรแกรมอื่นที่ใช้ CPU/GPU หนัก · บนเครื่องที่ไม่มี GPU FPS จะต่ำกว่าเครื่องที่มี</w:t>
-            </w:r>
-          </w:p>
-        </w:tc>
-      </w:tr>
-      <w:tr>
-        <w:tc>
-          <w:tcPr>
-            <w:tcW w:type="dxa" w:w="3456"/>
-          </w:tcPr>
-          <w:p>
-            <w:pPr>
-              <w:spacing w:before="40" w:after="40"/>
-            </w:pPr>
-            <w:r/>
-            <w:r>
-              <w:rPr>
-                <w:b w:val="0"/>
-                <w:color w:val="374151"/>
-                <w:sz w:val="20"/>
-                <w:rFonts w:ascii="IBM Plex Sans Thai" w:hAnsi="IBM Plex Sans Thai" w:cs="IBM Plex Sans Thai"/>
-                <w:szCs w:val="20"/>
-                <w:bCs w:val="1"/>
-              </w:rPr>
-              <w:t>แอปดับเอง / ทำงานผิดปกติ</w:t>
-            </w:r>
-          </w:p>
-        </w:tc>
-        <w:tc>
-          <w:tcPr>
-            <w:tcW w:type="dxa" w:w="5904"/>
-          </w:tcPr>
-          <w:p>
-            <w:pPr>
-              <w:spacing w:before="40" w:after="40"/>
-            </w:pPr>
-            <w:r/>
-            <w:r>
-              <w:rPr>
-                <w:b w:val="0"/>
-                <w:color w:val="374151"/>
-                <w:sz w:val="20"/>
-                <w:rFonts w:ascii="IBM Plex Sans Thai" w:hAnsi="IBM Plex Sans Thai" w:cs="IBM Plex Sans Thai"/>
-                <w:szCs w:val="20"/>
-                <w:bCs w:val="1"/>
-              </w:rPr>
-              <w:t>ส่งไฟล์ app.log ให้ทีมงาน (ตำแหน่งไฟล์: %APPDATA%\Cuptick บน Windows · ~/Library/Application Support/Cuptick บน macOS)</w:t>
+              <w:t>ส่งไฟล์ app.log ให้ทีมงาน · Windows: %APPDATA%\Cuptick · macOS: ~/Library/Application Support/Cuptick</w:t>
             </w:r>
           </w:p>
         </w:tc>
@@ -3339,6 +3159,7 @@
     <w:pPr>
       <w:pStyle w:val="Footer"/>
       <w:tabs>
+        <w:tab w:val="clear" w:pos="4680"/>
         <w:tab w:pos="9360" w:val="right"/>
       </w:tabs>
     </w:pPr>
@@ -3348,7 +3169,7 @@
         <w:sz w:val="18"/>
         <w:rFonts w:ascii="IBM Plex Sans Thai" w:hAnsi="IBM Plex Sans Thai" w:cs="IBM Plex Sans Thai"/>
         <w:szCs w:val="18"/>
-        <w:bCs w:val="1"/>
+        <w:bCs w:val="0"/>
         <w:b w:val="0"/>
       </w:rPr>
       <w:t>Cuptick User Guide</w:t>
@@ -3362,12 +3183,18 @@
         <w:sz w:val="18"/>
         <w:rFonts w:ascii="IBM Plex Sans Thai" w:hAnsi="IBM Plex Sans Thai" w:cs="IBM Plex Sans Thai"/>
         <w:szCs w:val="18"/>
-        <w:bCs w:val="1"/>
+        <w:bCs w:val="0"/>
         <w:b w:val="0"/>
       </w:rPr>
     </w:r>
     <w:fldSimple w:instr=" PAGE ">
       <w:r>
+        <w:rPr>
+          <w:color w:val="13ACAA"/>
+          <w:rFonts w:ascii="IBM Plex Sans Thai" w:hAnsi="IBM Plex Sans Thai" w:cs="IBM Plex Sans Thai"/>
+          <w:sz w:val="18"/>
+          <w:szCs w:val="18"/>
+        </w:rPr>
         <w:t>1</w:t>
       </w:r>
     </w:fldSimple>
@@ -3467,18 +3294,15 @@
         </w:tcPr>
         <w:p>
           <w:pPr>
-            <w:jc w:val="right"/>
+            <w:shd w:val="clear" w:fill="0AC4C4"/>
+            <w:spacing w:before="0" w:after="0" w:line="80" w:lineRule="exact"/>
+            <w:ind w:left="2200"/>
           </w:pPr>
           <w:r>
             <w:rPr>
-              <w:sz w:val="20"/>
-              <w:rFonts w:ascii="IBM Plex Sans Thai" w:hAnsi="IBM Plex Sans Thai" w:cs="IBM Plex Sans Thai"/>
-              <w:szCs w:val="20"/>
-              <w:bCs w:val="1"/>
-              <w:b w:val="0"/>
-              <w:shd w:val="clear" w:fill="0AC4C4"/>
+              <w:sz w:val="4"/>
             </w:rPr>
-            <w:t xml:space="preserve">        </w:t>
+            <w:t xml:space="preserve"> </w:t>
           </w:r>
         </w:p>
       </w:tc>
@@ -27381,9 +27205,9 @@
     </a:clrScheme>
     <a:fontScheme name="Office">
       <a:majorFont>
-        <a:latin typeface="Calibri"/>
-        <a:ea typeface=""/>
-        <a:cs typeface=""/>
+        <a:latin typeface="IBM Plex Sans Thai"/>
+        <a:ea typeface="IBM Plex Sans Thai"/>
+        <a:cs typeface="IBM Plex Sans Thai"/>
         <a:font script="Jpan" typeface="ＭＳ ゴシック"/>
         <a:font script="Hang" typeface="맑은 고딕"/>
         <a:font script="Hans" typeface="宋体"/>
@@ -27416,9 +27240,9 @@
         <a:font script="Geor" typeface="Sylfaen"/>
       </a:majorFont>
       <a:minorFont>
-        <a:latin typeface="Cambria"/>
-        <a:ea typeface=""/>
-        <a:cs typeface=""/>
+        <a:latin typeface="IBM Plex Sans Thai"/>
+        <a:ea typeface="IBM Plex Sans Thai"/>
+        <a:cs typeface="IBM Plex Sans Thai"/>
         <a:font script="Jpan" typeface="ＭＳ 明朝"/>
         <a:font script="Hang" typeface="맑은 고딕"/>
         <a:font script="Hans" typeface="宋体"/>
